--- a/projects/44_blind_heiress_dog/reference/Don't Let The Blind Heiress's Dog Die.원작 정식대본_KR.docx
+++ b/projects/44_blind_heiress_dog/reference/Don't Let The Blind Heiress's Dog Die.원작 정식대본_KR.docx
@@ -26,7 +26,7 @@
           <w:color w:val="646464"/>
           <w:sz w:val="19"/>
         </w:rPr>
-        <w:t>NetShort &lt;Don't Let The Blind Heiress's Dog Die&gt; 영상을 받아쓴 역대본을 화자·장면 기준으로 정리한 참고용 대본이에요. 인물 이름은 원작 그대로예요.</w:t>
+        <w:t>NetShort &lt;Don't Let The Blind Heiress's Dog Die&gt; 영상 받아쓰기 대본을 화자·장면 기준으로 정리한 참고용 · 인물 이름 원작 그대로</w:t>
       </w:r>
     </w:p>
     <w:p>

--- a/projects/44_blind_heiress_dog/reference/Don't Let The Blind Heiress's Dog Die.원작 정식대본_KR.docx
+++ b/projects/44_blind_heiress_dog/reference/Don't Let The Blind Heiress's Dog Die.원작 정식대본_KR.docx
@@ -161,7 +161,7 @@
           <w:color w:val="5A5A5A"/>
           <w:sz w:val="20"/>
         </w:rPr>
-        <w:t>△ 흰 꽃으로 장식된 결혼식장. 흰 정장에 둥근 금속테 안경을 쓴 리엄이 클라라 곁에 서서 그녀를 바라본다.</w:t>
+        <w:t>△ 흰 꽃으로 장식된 결혼식장. 리엄이 클라라 곁에 서서 그녀를 바라본다.</w:t>
       </w:r>
     </w:p>
     <w:p>
@@ -228,7 +228,7 @@
           <w:color w:val="5A5A5A"/>
           <w:sz w:val="20"/>
         </w:rPr>
-        <w:t>△ 선글라스를 쓴 클라라가 흰 지팡이를 쥐고, 맥스와 함께 서 있다. 경호원이 우산을 받쳐 준다.</w:t>
+        <w:t>△ 선글라스를 쓴 클라라가 지팡이를 쥐고, 맥스와 함께 서 있다. 경호원이 우산을 받쳐 준다.</w:t>
       </w:r>
     </w:p>
     <w:p>
@@ -269,7 +269,7 @@
           <w:color w:val="5A5A5A"/>
           <w:sz w:val="20"/>
         </w:rPr>
-        <w:t>△ 헨리가 사무실에서 휴대폰을 귀에 대고 있다. 미간을 찌푸렸다.</w:t>
+        <w:t>△ 헨리가 사무실에서 휴대폰을 귀에 대고 미간을 찌푸린다.</w:t>
       </w:r>
     </w:p>
     <w:p>
@@ -321,7 +321,7 @@
           <w:b w:val="0"/>
           <w:sz w:val="20"/>
         </w:rPr>
-        <w:t>클라라: 내일 리엄 회사가 상장 종을 쳐. 세상 어느 아내라도 그러겠지만, 나도 리엄을 깜짝 놀래켜 주고 싶어서 왔어.</w:t>
+        <w:t>클라라: 내일 리엄 회사가 상장 종을 쳐. 세상 어느 아내라도 그러듯이, 나도 리엄을 깜짝 놀래 주고 싶어서 왔어.</w:t>
       </w:r>
     </w:p>
     <w:p>
@@ -427,7 +427,7 @@
           <w:color w:val="646464"/>
           <w:sz w:val="18"/>
         </w:rPr>
-        <w:t>등장인물: 클라라(VO), 맥스</w:t>
+        <w:t>등장인물: 클라라, 클라라(VO), 맥스</w:t>
       </w:r>
     </w:p>
     <w:p>
@@ -522,7 +522,7 @@
           <w:color w:val="5A5A5A"/>
           <w:sz w:val="20"/>
         </w:rPr>
-        <w:t>△ 검은 스포츠카 문이 열리고, 흰 털 코트를 걸친 금발 여자 소피아가 내린다. 부드럽게 웃는다.</w:t>
+        <w:t>△ 검은 스포츠카 문이 열리고, 금발 여자 소피아가 내린다. 부드럽게 웃는다.</w:t>
       </w:r>
     </w:p>
     <w:p>
@@ -709,7 +709,7 @@
           <w:b w:val="0"/>
           <w:sz w:val="20"/>
         </w:rPr>
-        <w:t>리엄: 상장하려면 그 여자의 수십억 달러짜리 신탁이 아직 필요해.</w:t>
+        <w:t>리엄: 상장하려면 그 여자의 십억 달러짜리 신탁이 아직 필요해.</w:t>
       </w:r>
     </w:p>
     <w:p>
@@ -1323,7 +1323,7 @@
           <w:color w:val="5A5A5A"/>
           <w:sz w:val="20"/>
         </w:rPr>
-        <w:t>△ 소피아가 소파에 앉은 클라라와 맥스를 본다.</w:t>
+        <w:t>△ 소피아가 벤치에 앉은 클라라와 맥스를 본다.</w:t>
       </w:r>
     </w:p>
     <w:p>
@@ -1440,6 +1440,20 @@
         <w:rPr>
           <w:rFonts w:ascii="Malgun Gothic" w:hAnsi="Malgun Gothic" w:eastAsia="Malgun Gothic"/>
           <w:b w:val="0"/>
+          <w:color w:val="5A5A5A"/>
+          <w:sz w:val="20"/>
+        </w:rPr>
+        <w:t>자막: 이 단편 드라마는 촬영 중 어떤 동물도 해치지 않았습니다.</w:t>
+      </w:r>
+    </w:p>
+    <w:p>
+      <w:pPr>
+        <w:spacing w:after="60" w:before="0"/>
+      </w:pPr>
+      <w:r>
+        <w:rPr>
+          <w:rFonts w:ascii="Malgun Gothic" w:hAnsi="Malgun Gothic" w:eastAsia="Malgun Gothic"/>
+          <w:b w:val="0"/>
           <w:sz w:val="20"/>
         </w:rPr>
         <w:t>클라라 VO: 세상에, 지금 맥스한테 레이저를 썼다고?</w:t>
@@ -1548,7 +1562,21 @@
           <w:color w:val="5A5A5A"/>
           <w:sz w:val="20"/>
         </w:rPr>
-        <w:t>△ 메이슨이 커피를 맥스에게 끼얹는다. 맥스가 비명을 지르며 몸을 웅크린다. 클라라가 바닥에 무릎을 꿇고 두 팔로 맥스를 감싼다. 메이슨이 팔을 부여잡고 소리 지른다. 구경꾼들이 숨을 죽이고 쳐다본다.</w:t>
+        <w:t>△ 메이슨이 커피를 맥스에게 끼얹는다. 맥스가 비명을 지르며 몸을 웅크린다.</w:t>
+      </w:r>
+    </w:p>
+    <w:p>
+      <w:pPr>
+        <w:spacing w:after="60" w:before="0"/>
+      </w:pPr>
+      <w:r>
+        <w:rPr>
+          <w:rFonts w:ascii="Malgun Gothic" w:hAnsi="Malgun Gothic" w:eastAsia="Malgun Gothic"/>
+          <w:b w:val="0"/>
+          <w:color w:val="5A5A5A"/>
+          <w:sz w:val="20"/>
+        </w:rPr>
+        <w:t>△ 클라라가 바닥에 무릎을 꿇고 두 팔로 맥스를 감싼다. 메이슨이 팔을 부여잡고 소리 지른다. 구경꾼들이 숨을 죽이고 쳐다본다.</w:t>
       </w:r>
     </w:p>
     <w:p>
@@ -2089,7 +2117,21 @@
           <w:color w:val="5A5A5A"/>
           <w:sz w:val="20"/>
         </w:rPr>
-        <w:t>△ 마룻바닥에 클라라의 지팡이가 떨어져 있다. 클라라의 손 마디가 쓸려 피가 난다. 메이슨이 손뼉을 치며 웃는다. 클라라가 엎드린 채 두 손으로 바닥을 더듬는다. 소피아가 그 위에 서서 내려다본다.</w:t>
+        <w:t>△ 마룻바닥에 클라라의 지팡이가 떨어져 있다. 클라라가 엎드린 채 피 묻은 두 손으로 바닥을 더듬는다.</w:t>
+      </w:r>
+    </w:p>
+    <w:p>
+      <w:pPr>
+        <w:spacing w:after="60" w:before="0"/>
+      </w:pPr>
+      <w:r>
+        <w:rPr>
+          <w:rFonts w:ascii="Malgun Gothic" w:hAnsi="Malgun Gothic" w:eastAsia="Malgun Gothic"/>
+          <w:b w:val="0"/>
+          <w:color w:val="5A5A5A"/>
+          <w:sz w:val="20"/>
+        </w:rPr>
+        <w:t>△ 메이슨이 손뼉을 치며 웃는다. 소피아가 그 위에 서서 내려다본다.</w:t>
       </w:r>
     </w:p>
     <w:p>
@@ -2289,7 +2331,7 @@
           <w:color w:val="5A5A5A"/>
           <w:sz w:val="20"/>
         </w:rPr>
-        <w:t>△ 소피아가 명함을 바닥에 놓고 클라라의 손가락을 그 위에 꾹 눌러 댄다. 구경꾼 여자와 다른 구경꾼 여자가 뒤에서 눈물을 글썽이며 지켜본다. 구경꾼 남자는 물러서서 촬영한다.</w:t>
+        <w:t>△ 소피아가 명함을 바닥에 놓고 클라라의 손가락을 그 위에 꾹 눌러 댄다. 구경꾼 여자 둘이 뒤에서 눈물을 글썽이며 지켜본다. 구경꾼 남자는 물러서서 촬영한다.</w:t>
       </w:r>
     </w:p>
     <w:p>
@@ -2422,7 +2464,7 @@
           <w:color w:val="646464"/>
           <w:sz w:val="18"/>
         </w:rPr>
-        <w:t>등장인물: 클라라, 소피아, 메이슨, 구경꾼1(OS)</w:t>
+        <w:t>등장인물: 클라라, 소피아, 메이슨, 구경꾼 여자</w:t>
       </w:r>
     </w:p>
     <w:p>
@@ -2542,7 +2584,7 @@
           <w:b w:val="0"/>
           <w:sz w:val="20"/>
         </w:rPr>
-        <w:t>구경꾼1 OS: 세상에, 저 여자가 카터 그룹 대표 부인이래. 어쩐지 블랙카드 내밀더라.</w:t>
+        <w:t>구경꾼 여자: 세상에, 저 여자가 카터 그룹 대표 부인이래. 어쩐지 블랙카드 내밀더라.</w:t>
       </w:r>
     </w:p>
     <w:p>
@@ -2810,7 +2852,7 @@
           <w:color w:val="5A5A5A"/>
           <w:sz w:val="20"/>
         </w:rPr>
-        <w:t>△ 몸이 만신창이가 된 클라라가 바닥에 두 손을 짚고 간신히 고개를 든다. 터틀넥 스웨터가 피에 젖었다. 소피아가 곁에 서서 내려다본다.</w:t>
+        <w:t>△ 몸이 만신창이가 된 클라라가 바닥에 두 손을 짚고 간신히 고개를 든다. 옷이 피에 젖었다. 소피아가 곁에 서서 내려다본다.</w:t>
       </w:r>
     </w:p>
     <w:p>
@@ -2902,7 +2944,21 @@
           <w:color w:val="5A5A5A"/>
           <w:sz w:val="20"/>
         </w:rPr>
-        <w:t>△ 소피아가 바 카운터 쪽 바닥에 떨어진 검은 지팡이 옆에 쪼그려 앉았다가 일어선다. 클라라가 카운터 위로 엎드려 쓰러져 있다. 소피아가 에스프레소 머신을 두 손으로 번쩍 들어 클라라의 머리 위로 올린다.</w:t>
+        <w:t>△ 소피아가 바 카운터 쪽 바닥에 떨어진 지팡이 옆에 쪼그려 앉았다가 일어선다. 클라라가 카운터 위로 엎드려 쓰러져 있다.</w:t>
+      </w:r>
+    </w:p>
+    <w:p>
+      <w:pPr>
+        <w:spacing w:after="60" w:before="0"/>
+      </w:pPr>
+      <w:r>
+        <w:rPr>
+          <w:rFonts w:ascii="Malgun Gothic" w:hAnsi="Malgun Gothic" w:eastAsia="Malgun Gothic"/>
+          <w:b w:val="0"/>
+          <w:color w:val="5A5A5A"/>
+          <w:sz w:val="20"/>
+        </w:rPr>
+        <w:t>△ 소피아가 에스프레소 머신을 두 손으로 번쩍 들어 클라라의 머리 위로 올린다.</w:t>
       </w:r>
     </w:p>
     <w:p>
@@ -2996,6 +3052,20 @@
           <w:color w:val="5A5A5A"/>
           <w:sz w:val="20"/>
         </w:rPr>
+        <w:t>△ 소피아가 머신을 내려놓고 클라라의 손에서 지팡이를 낚아챈다.</w:t>
+      </w:r>
+    </w:p>
+    <w:p>
+      <w:pPr>
+        <w:spacing w:after="60" w:before="0"/>
+      </w:pPr>
+      <w:r>
+        <w:rPr>
+          <w:rFonts w:ascii="Malgun Gothic" w:hAnsi="Malgun Gothic" w:eastAsia="Malgun Gothic"/>
+          <w:b w:val="0"/>
+          <w:color w:val="5A5A5A"/>
+          <w:sz w:val="20"/>
+        </w:rPr>
         <w:t>△ 소피아가 지팡이를 쥐고 앞으로 걸어 나온다. 뒤쪽에 메이슨이 서서 지켜본다.</w:t>
       </w:r>
     </w:p>
@@ -3062,7 +3132,7 @@
           <w:color w:val="5A5A5A"/>
           <w:sz w:val="20"/>
         </w:rPr>
-        <w:t>△ 클라라가 팔을 떨며 바닥에서 몸을 일으킨다. 입술과 턱에 피가 흐른다.</w:t>
+        <w:t>△ 클라라가 카운터에서 미끄러져 바닥에 손을 짚고 팔을 떨며 몸을 일으킨다. 입술과 턱에 피가 흐른다.</w:t>
       </w:r>
     </w:p>
     <w:p>
@@ -3779,7 +3849,7 @@
           <w:color w:val="5A5A5A"/>
           <w:sz w:val="20"/>
         </w:rPr>
-        <w:t>△ 총구가 클라라의 턱 밑에 눌려 고개가 위로 젖혀진다. 클라라가 맥스의 발을 피 묻은 손으로 잡는다.</w:t>
+        <w:t>△ 누군가의 총구가 클라라의 턱 밑에 눌려 고개가 위로 젖혀진다. 클라라가 맥스의 발을 피 묻은 손으로 잡는다.</w:t>
       </w:r>
     </w:p>
     <w:p>
@@ -4632,7 +4702,7 @@
           <w:color w:val="5A5A5A"/>
           <w:sz w:val="20"/>
         </w:rPr>
-        <w:t>△ 젖은 바닥 위로 유리벽 밖에 사람들이 모여 서 있다. 리엄이 검은 지팡이를 쥐고 서 있다. 손에 힘이 들어간다.</w:t>
+        <w:t>△ 유리벽 밖에 사람들이 모여 서 있다. 리엄이 주먹을 쥔다.</w:t>
       </w:r>
     </w:p>
     <w:p>
@@ -5038,7 +5108,7 @@
           <w:color w:val="5A5A5A"/>
           <w:sz w:val="20"/>
         </w:rPr>
-        <w:t>자막: 이 드라마를 찍는 동안 어떤 동물도 해를 입지 않았습니다.</w:t>
+        <w:t>자막: 이 단편 드라마는 촬영 중 어떤 동물도 해치지 않았습니다.</w:t>
       </w:r>
     </w:p>
     <w:p>
@@ -5812,7 +5882,7 @@
           <w:b/>
           <w:sz w:val="22"/>
         </w:rPr>
-        <w:t>S#1  밤 / 밖 / 건물 입구</w:t>
+        <w:t>S#1  낮 / 밖 / 건물 입구</w:t>
       </w:r>
     </w:p>
     <w:p>
@@ -5974,7 +6044,7 @@
           <w:b w:val="0"/>
           <w:sz w:val="20"/>
         </w:rPr>
-        <w:t>클라라 OS: 살아서 나가면 너, 가만 안 둬!</w:t>
+        <w:t>클라라 VO: 살아서 나가면 너, 가만 안 둬!</w:t>
       </w:r>
     </w:p>
     <w:p>
@@ -6503,7 +6573,7 @@
           <w:b w:val="0"/>
           <w:sz w:val="20"/>
         </w:rPr>
-        <w:t>구경꾼1: 세상에, 앞 못 보는 여자를 카트 뒤에 짐승처럼 끌고 다녔어!</w:t>
+        <w:t>구경꾼1: 세상에, 앞 못 보는 여자를 작업차 뒤에 짐승처럼 끌고 다녔어!</w:t>
       </w:r>
     </w:p>
     <w:p>
@@ -6571,7 +6641,7 @@
           <w:color w:val="5A5A5A"/>
           <w:sz w:val="20"/>
         </w:rPr>
-        <w:t>△ 흰 털코트 차림의 소피아가 활주로를 성큼성큼 걸어간다.</w:t>
+        <w:t>△ 소피아가 활주로를 성큼성큼 걸어간다.</w:t>
       </w:r>
     </w:p>
     <w:p>
@@ -7191,21 +7261,21 @@
           <w:color w:val="5A5A5A"/>
           <w:sz w:val="20"/>
         </w:rPr>
-        <w:t>△ 응급실 유리문 앞 바닥. 찢어진 포장 조각들이 흩어져 있다. 피 묻은 바닥에 클라라가 엎드려 있고, 입에서 피가 흐른다. 손으로 바닥을 긁는다. 흰 지팡이가 옆에 떨어져 있다.</w:t>
-      </w:r>
-    </w:p>
-    <w:p>
-      <w:pPr>
-        <w:spacing w:after="60" w:before="0"/>
-      </w:pPr>
-      <w:r>
-        <w:rPr>
-          <w:rFonts w:ascii="Malgun Gothic" w:hAnsi="Malgun Gothic" w:eastAsia="Malgun Gothic"/>
-          <w:b w:val="0"/>
-          <w:color w:val="5A5A5A"/>
-          <w:sz w:val="20"/>
-        </w:rPr>
-        <w:t>△ 소피아가 흰 털코트 차림으로 클라라 곁에 서서 비웃는다. 구두 굽이 클라라의 머리 위에 있다.</w:t>
+        <w:t>△ 응급실 유리문 앞 바닥. 찢어진 포장 조각들이 흩어져 있다. 피 묻은 바닥에 클라라가 엎드려 있고, 입에서 피가 흐른다. 손으로 바닥을 긁는다. 지팡이가 옆에 떨어져 있다.</w:t>
+      </w:r>
+    </w:p>
+    <w:p>
+      <w:pPr>
+        <w:spacing w:after="60" w:before="0"/>
+      </w:pPr>
+      <w:r>
+        <w:rPr>
+          <w:rFonts w:ascii="Malgun Gothic" w:hAnsi="Malgun Gothic" w:eastAsia="Malgun Gothic"/>
+          <w:b w:val="0"/>
+          <w:color w:val="5A5A5A"/>
+          <w:sz w:val="20"/>
+        </w:rPr>
+        <w:t>△ 소피아가 클라라 곁에 서서 비웃는다. 구두 굽이 클라라의 머리 위에 있다.</w:t>
       </w:r>
     </w:p>
     <w:p>
@@ -7259,7 +7329,7 @@
           <w:color w:val="5A5A5A"/>
           <w:sz w:val="20"/>
         </w:rPr>
-        <w:t>△ 클라라가 꺾이지 않은 눈으로 소피아를 올려다본다. 소피아의 구두 굽이 그 위에 그대로 있다.</w:t>
+        <w:t>△ 클라라가 소피아를 똑바로 올려다본다. 소피아의 구두 굽이 그 위에 그대로 있다.</w:t>
       </w:r>
     </w:p>
     <w:p>
@@ -7314,20 +7384,6 @@
           <w:color w:val="5A5A5A"/>
           <w:sz w:val="20"/>
         </w:rPr>
-        <w:t>자막: 비가 쏟아지는 날</w:t>
-      </w:r>
-    </w:p>
-    <w:p>
-      <w:pPr>
-        <w:spacing w:after="60" w:before="0"/>
-      </w:pPr>
-      <w:r>
-        <w:rPr>
-          <w:rFonts w:ascii="Malgun Gothic" w:hAnsi="Malgun Gothic" w:eastAsia="Malgun Gothic"/>
-          <w:b w:val="0"/>
-          <w:color w:val="5A5A5A"/>
-          <w:sz w:val="20"/>
-        </w:rPr>
         <w:t>△ 유리창 너머로 비가 쏟아지는 로비. 구경꾼들이 휴대폰을 들고 촬영한다. 분노한 남자가 팔을 내뻗으며 소리친다.</w:t>
       </w:r>
     </w:p>
@@ -7476,7 +7532,7 @@
           <w:color w:val="5A5A5A"/>
           <w:sz w:val="20"/>
         </w:rPr>
-        <w:t>△ 복도 벽 아래 클라라가 쓰러져 있다. 바닥에 피가 고여 있고, 금빛 지팡이가 가까이 떨어져 있다. 클라라가 힘없이 고개를 든다.</w:t>
+        <w:t>△ 복도 벽 아래 클라라가 쓰러져 있다. 바닥에 피가 고여 있고, 지팡이가 가까이 떨어져 있다. 클라라가 힘없이 고개를 든다.</w:t>
       </w:r>
     </w:p>
     <w:p>
@@ -7719,21 +7775,21 @@
           <w:color w:val="646464"/>
           <w:sz w:val="18"/>
         </w:rPr>
-        <w:t>등장인물: 병원장, 소피아, 클라라, 사라, 경비원1, 경비원2, 구경꾼1, 구경꾼3, 구경꾼4, 라이언, 검은 옷 사내</w:t>
-      </w:r>
-    </w:p>
-    <w:p>
-      <w:pPr>
-        <w:spacing w:after="60" w:before="0"/>
-      </w:pPr>
-      <w:r>
-        <w:rPr>
-          <w:rFonts w:ascii="Malgun Gothic" w:hAnsi="Malgun Gothic" w:eastAsia="Malgun Gothic"/>
-          <w:b w:val="0"/>
-          <w:color w:val="5A5A5A"/>
-          <w:sz w:val="20"/>
-        </w:rPr>
-        <w:t>△ 복도 벽에 기대 주저앉은 클라라가 입을 벌리고 숨을 몰아쉰다. 소피아가 흰 털코트 차림으로 옆에 서 있다. 병원장이 경비원들 쪽으로 한 팔을 뻗고 서 있다.</w:t>
+        <w:t>등장인물: 병원장, 소피아, 클라라, 사라, 경비원1, 경비원2, 구경꾼1, 구경꾼2, 구경꾼3, 구경꾼4, 라이언, 검은 옷 사내</w:t>
+      </w:r>
+    </w:p>
+    <w:p>
+      <w:pPr>
+        <w:spacing w:after="60" w:before="0"/>
+      </w:pPr>
+      <w:r>
+        <w:rPr>
+          <w:rFonts w:ascii="Malgun Gothic" w:hAnsi="Malgun Gothic" w:eastAsia="Malgun Gothic"/>
+          <w:b w:val="0"/>
+          <w:color w:val="5A5A5A"/>
+          <w:sz w:val="20"/>
+        </w:rPr>
+        <w:t>△ 복도 벽에 기대 주저앉은 클라라가 입을 벌리고 숨을 몰아쉰다. 소피아가 옆에 서 있다. 병원장이 경비원들 쪽으로 한 팔을 뻗고 서 있다.</w:t>
       </w:r>
     </w:p>
     <w:p>
@@ -7800,7 +7856,7 @@
           <w:b w:val="0"/>
           <w:sz w:val="20"/>
         </w:rPr>
-        <w:t>구경꾼1: 잠깐, 저쪽이 진짜 카터 부인이야? 어쩐지 저 사람들이 하나도 안 무서워하더라니.</w:t>
+        <w:t>구경꾼1: 잠깐, 쓰러진 저 여자가 진짜 카터 부인이야? 어쩐지 하나도 안 무서워하더라니.</w:t>
       </w:r>
     </w:p>
     <w:p>
@@ -8043,7 +8099,7 @@
           <w:color w:val="5A5A5A"/>
           <w:sz w:val="20"/>
         </w:rPr>
-        <w:t>△ 병원 유리 외벽 앞 야외. 소피아가 흰 털코트 차림으로 클라라와 마주 선다. 차가운 얼굴이다. 둘 다 말이 없다.</w:t>
+        <w:t>△ 병원 유리 외벽 앞 야외. 소피아가 클라라와 마주 선다. 차가운 얼굴이다. 둘 다 말이 없다.</w:t>
       </w:r>
     </w:p>
     <w:p>
@@ -8056,7 +8112,7 @@
           <w:b/>
           <w:sz w:val="22"/>
         </w:rPr>
-        <w:t>S#3  밤 / 안 / 헨리 지휘소</w:t>
+        <w:t>S#3  저녁 / 안 / 헨리 지휘소</w:t>
       </w:r>
     </w:p>
     <w:p>
@@ -8098,7 +8154,7 @@
           <w:color w:val="5A5A5A"/>
           <w:sz w:val="20"/>
         </w:rPr>
-        <w:t>△ 요원1이 장식이 새겨진 지팡이를 쥔 손에 힘을 주고 보고한다.</w:t>
+        <w:t>△ 요원1이 두 손을 모으고 보고한다.</w:t>
       </w:r>
     </w:p>
     <w:p>
@@ -8165,7 +8221,7 @@
           <w:color w:val="646464"/>
           <w:sz w:val="18"/>
         </w:rPr>
-        <w:t>등장인물: 의사, 소피아, 클라라, 라이언, 경비원1, 경비원2, 경비원3, 검은 옷 사내들</w:t>
+        <w:t>등장인물: 병원장, 소피아, 클라라, 라이언, 경비원1, 경비원2, 경비원3, 검은 옷 사내들</w:t>
       </w:r>
     </w:p>
     <w:p>
@@ -8192,7 +8248,7 @@
           <w:b w:val="0"/>
           <w:sz w:val="20"/>
         </w:rPr>
-        <w:t>의사: 밴스 씨, 그만하세요! 정말 그분 아내예요!</w:t>
+        <w:t>병원장: 밴스 씨, 그만하세요! 정말 그분 아내예요!</w:t>
       </w:r>
     </w:p>
     <w:p>
@@ -8515,7 +8571,7 @@
           <w:color w:val="5A5A5A"/>
           <w:sz w:val="20"/>
         </w:rPr>
-        <w:t>△ 리엄이 둥근 금속테 안경을 쓰고 창가에 선다. 창밖으로 도시 야경이 펼쳐진다. 리엄이 말없이 야경을 내려다본다.</w:t>
+        <w:t>△ 리엄이 창가에 서서 말없이 도시 야경을 내려다본다.</w:t>
       </w:r>
     </w:p>
     <w:p>
@@ -8528,7 +8584,7 @@
           <w:b/>
           <w:sz w:val="22"/>
         </w:rPr>
-        <w:t>S#4  밤 / 안 / 카터 그룹 상장 기념식장 연회장 / 시립병원 (교차)</w:t>
+        <w:t>S#4  밤 / 안 / 상장식장 메인 홀 / 시립병원 (교차)</w:t>
       </w:r>
     </w:p>
     <w:p>
@@ -8879,7 +8935,7 @@
           <w:color w:val="5A5A5A"/>
           <w:sz w:val="20"/>
         </w:rPr>
-        <w:t>△ 페인트가 벗겨진 지하 콘크리트 방. 클라라가 주황색 고정 끈으로 의자에 묶여 있다. 흙투성이 회색 터틀넥 차림에 머리는 젖어 있고, 입에서 턱까지 마른 피가 흘렀다. 고개를 떨군 채 반쯤 정신을 놓고 있다.</w:t>
+        <w:t>△ 지하 콘크리트 방. 클라라가 주황색 끈으로 의자에 묶여 있다. 입에서 턱까지 피가 말라붙어 있다. 고개를 떨군 채 반쯤 정신을 놓고 있다.</w:t>
       </w:r>
     </w:p>
     <w:p>
@@ -8946,7 +9002,7 @@
           <w:b/>
           <w:sz w:val="22"/>
         </w:rPr>
-        <w:t>S#1  낮 / 안 / 시립병원 지하 감금실</w:t>
+        <w:t>S#1  밤 / 안 / 시립병원 지하 감금실</w:t>
       </w:r>
     </w:p>
     <w:p>
@@ -9272,7 +9328,7 @@
           <w:color w:val="5A5A5A"/>
           <w:sz w:val="20"/>
         </w:rPr>
-        <w:t>△ 클라라가 눈을 뜨고 소피아 쪽을 노려본다.</w:t>
+        <w:t>△ 클라라가 눈을 뜨고 앞을 노려본다.</w:t>
       </w:r>
     </w:p>
     <w:p>
@@ -9312,7 +9368,7 @@
           <w:b/>
           <w:sz w:val="22"/>
         </w:rPr>
-        <w:t>S#4  낮 / 안 / 싱클레어 가문 상황실</w:t>
+        <w:t>S#4  낮 / 안 / 헨리 지휘소</w:t>
       </w:r>
     </w:p>
     <w:p>
@@ -9462,7 +9518,7 @@
           <w:color w:val="5A5A5A"/>
           <w:sz w:val="20"/>
         </w:rPr>
-        <w:t>△ 선반마다 병과 약통이 빼곡한 지하 방. 클라라가 얼굴과 손에 피를 묻힌 채 의자에 묶여 있고, 병원장이 클라라 얼굴에 산소마스크를 가져다 댄다. 소피아가 기계를 내려다보며 웃는다.</w:t>
+        <w:t>△ 선반마다 병과 약통이 빼곡한 지하 방. 클라라가 얼굴과 손에 피를 묻힌 채 의자에 묶여 있고, 병원장이 클라라 얼굴에 산소마스크를 가져다 댄다. 소피아가 의자 옆 전기 장치의 스위치를 내려다보며 웃는다.</w:t>
       </w:r>
     </w:p>
     <w:p>
@@ -9597,7 +9653,7 @@
           <w:color w:val="5A5A5A"/>
           <w:sz w:val="20"/>
         </w:rPr>
-        <w:t>△ 젖은 머리에 입가가 터진 클라라가 찢어지고 흙투성이가 된 터틀넥 차림으로 소피아를 마주 본다. 소피아가 전기톱을 두 손으로 쥐고 서 있다.</w:t>
+        <w:t>△ 입가가 터진 클라라가 소피아를 마주 본다. 소피아가 전동 공구를 두 손으로 쥐고 서 있다.</w:t>
       </w:r>
     </w:p>
     <w:p>
@@ -9935,7 +9991,7 @@
           <w:color w:val="5A5A5A"/>
           <w:sz w:val="20"/>
         </w:rPr>
-        <w:t>△ 클라라가 바닥에 무릎 꿇고 있다. 소피아가 돌아가는 전동 공구를 클라라의 다리에 갖다 대자 불꽃이 튄다. 소피아가 웃으며 몸을 숙인다.</w:t>
+        <w:t>△ 의자에 묶인 클라라의 다리에 소피아가 돌아가는 전동 공구를 갖다 대자 불꽃이 튄다. 소피아가 웃으며 몸을 숙인다.</w:t>
       </w:r>
     </w:p>
     <w:p>
@@ -10030,7 +10086,7 @@
           <w:color w:val="5A5A5A"/>
           <w:sz w:val="20"/>
         </w:rPr>
-        <w:t>△ 흰 털 소매의 소피아가 커다란 장비 손잡이를 움켜쥐고 있다.</w:t>
+        <w:t>△ 소피아가 전동 공구 손잡이를 움켜쥐고 있다.</w:t>
       </w:r>
     </w:p>
     <w:p>
@@ -10193,7 +10249,7 @@
           <w:color w:val="5A5A5A"/>
           <w:sz w:val="20"/>
         </w:rPr>
-        <w:t>△ 로비. 금발의 소피아가 검은 드레스에 흰 털 목도리를 걸치고 리엄에게 다가선다.</w:t>
+        <w:t>△ 로비. 소피아가 리엄에게 다가선다.</w:t>
       </w:r>
     </w:p>
     <w:p>
@@ -10680,7 +10736,7 @@
           <w:b w:val="0"/>
           <w:sz w:val="20"/>
         </w:rPr>
-        <w:t>리엄: 나 성인군자 아니야, 강아지야. 널 구하려고 데려온 거 아니라고. 네가 여기 있는 건, 내가 그 여자를 상대 안 하려는 거야.</w:t>
+        <w:t>리엄: 나 성인군자 아니야, 강아지야. 널 구하려고 데려온 거 아니라고. 네가 여기 있는 건, 내가 그 여자를 상대하기 싫어서야.</w:t>
       </w:r>
     </w:p>
     <w:p>
@@ -10707,21 +10763,21 @@
           <w:color w:val="646464"/>
           <w:sz w:val="18"/>
         </w:rPr>
-        <w:t>등장인물: 리엄, 라이언, 맥스, 클라라</w:t>
-      </w:r>
-    </w:p>
-    <w:p>
-      <w:pPr>
-        <w:spacing w:after="60" w:before="0"/>
-      </w:pPr>
-      <w:r>
-        <w:rPr>
-          <w:rFonts w:ascii="Malgun Gothic" w:hAnsi="Malgun Gothic" w:eastAsia="Malgun Gothic"/>
-          <w:b w:val="0"/>
-          <w:color w:val="5A5A5A"/>
-          <w:sz w:val="20"/>
-        </w:rPr>
-        <w:t>△ 쏟아지는 비. 라이언이 우산을 들고 놀란 얼굴로 서 있다. 리엄의 안경에 빗방울이 맺혀 있다. 철창 안에 피투성이 개가 누워 있고, 개의 마구에 '싱클레어' 메달이 달려 있다. 리엄이 눈을 크게 뜬다.</w:t>
+        <w:t>등장인물: 리엄, 라이언, 맥스</w:t>
+      </w:r>
+    </w:p>
+    <w:p>
+      <w:pPr>
+        <w:spacing w:after="60" w:before="0"/>
+      </w:pPr>
+      <w:r>
+        <w:rPr>
+          <w:rFonts w:ascii="Malgun Gothic" w:hAnsi="Malgun Gothic" w:eastAsia="Malgun Gothic"/>
+          <w:b w:val="0"/>
+          <w:color w:val="5A5A5A"/>
+          <w:sz w:val="20"/>
+        </w:rPr>
+        <w:t>△ 쏟아지는 비. 라이언이 우산을 들고 놀란 얼굴로 서 있다. 리엄의 안경에 빗방울이 맺혀 있다. 철창 안에 피투성이 개가 누워 있고, 개의 목줄에 '싱클레어' 메달이 달려 있다. 리엄이 눈을 크게 뜬다.</w:t>
       </w:r>
     </w:p>
     <w:p>
@@ -10775,7 +10831,7 @@
           <w:color w:val="646464"/>
           <w:sz w:val="18"/>
         </w:rPr>
-        <w:t>등장인물: 리엄, 소피아, 메이슨, 흰 가운 남자, 단속반 직원, 클라라(OS)</w:t>
+        <w:t>등장인물: 리엄, 소피아, 메이슨, 흰 가운 남자, 동물관리국 직원, 클라라</w:t>
       </w:r>
     </w:p>
     <w:p>
@@ -10802,7 +10858,7 @@
           <w:b w:val="0"/>
           <w:sz w:val="20"/>
         </w:rPr>
-        <w:t>소피아: 리엄, 얼굴이 다 타 버렸잖아. 광견병도 있을지 몰라. 그냥 가자.</w:t>
+        <w:t>소피아: 리엄, 저 개 얼굴이 다 타 버렸잖아. 광견병도 있을지 몰라. 그냥 가자.</w:t>
       </w:r>
     </w:p>
     <w:p>
@@ -10855,7 +10911,7 @@
           <w:b w:val="0"/>
           <w:sz w:val="20"/>
         </w:rPr>
-        <w:t>흰 가운 남자: 모, 모릅니다. 단속반이 잡기 전부터 하고 있었어요.</w:t>
+        <w:t>흰 가운 남자: 모, 모릅니다. 동물관리국이 잡기 전부터 하고 있었어요.</w:t>
       </w:r>
     </w:p>
     <w:p>
@@ -10896,20 +10952,20 @@
           <w:color w:val="5A5A5A"/>
           <w:sz w:val="20"/>
         </w:rPr>
-        <w:t>△ 트럭 짐칸 철창 안에 황금빛 개가 갇혀 있다. 단속반 직원이 철창 문을 잠근다. 진흙탕 바닥에서 클라라가 피투성이 손으로 기어 나온다.</w:t>
-      </w:r>
-    </w:p>
-    <w:p>
-      <w:pPr>
-        <w:spacing w:after="60" w:before="0"/>
-      </w:pPr>
-      <w:r>
-        <w:rPr>
-          <w:rFonts w:ascii="Malgun Gothic" w:hAnsi="Malgun Gothic" w:eastAsia="Malgun Gothic"/>
-          <w:b w:val="0"/>
-          <w:sz w:val="20"/>
-        </w:rPr>
-        <w:t>클라라 OS: 맥스! 안 돼! 데려가지 마! 돌아와!</w:t>
+        <w:t>△ 트럭 짐칸 철창 안에 황금빛 개가 갇혀 있다. 동물관리국 직원이 철창 문을 잠근다. 진흙탕 바닥에서 클라라가 피투성이 손으로 기어 나온다.</w:t>
+      </w:r>
+    </w:p>
+    <w:p>
+      <w:pPr>
+        <w:spacing w:after="60" w:before="0"/>
+      </w:pPr>
+      <w:r>
+        <w:rPr>
+          <w:rFonts w:ascii="Malgun Gothic" w:hAnsi="Malgun Gothic" w:eastAsia="Malgun Gothic"/>
+          <w:b w:val="0"/>
+          <w:sz w:val="20"/>
+        </w:rPr>
+        <w:t>클라라: 맥스! 안 돼! 데려가지 마! 돌아와!</w:t>
       </w:r>
     </w:p>
     <w:p>
@@ -10964,7 +11020,7 @@
           <w:color w:val="5A5A5A"/>
           <w:sz w:val="20"/>
         </w:rPr>
-        <w:t>△ 경비원이 후드 쓴 클라라를 진흙 바닥에 얼굴을 박은 채 눌러 놓고 있다. 클라라의 입가와 손에 피가 묻어 있다. 소피아와 메이슨이 철문 근처에 서서 지켜본다. 진흙 웅덩이에 휴대폰이 떨어져 있다.</w:t>
+        <w:t>△ 경비원이 클라라를 진흙 바닥에 얼굴을 박은 채 눌러 놓고 있다. 클라라의 입가와 손에 피가 묻어 있다. 소피아와 메이슨이 철문 근처에 서서 지켜본다. 진흙 웅덩이에 휴대폰이 떨어져 있다.</w:t>
       </w:r>
     </w:p>
     <w:p>
@@ -11058,7 +11114,7 @@
           <w:color w:val="5A5A5A"/>
           <w:sz w:val="20"/>
         </w:rPr>
-        <w:t>△ 리엄이 후드 밑 얼굴을 보고 눈을 크게 뜬다.</w:t>
+        <w:t>△ 리엄이 클라라의 얼굴을 보고 눈을 크게 뜬다.</w:t>
       </w:r>
     </w:p>
     <w:p>
@@ -11126,7 +11182,7 @@
           <w:color w:val="646464"/>
           <w:sz w:val="18"/>
         </w:rPr>
-        <w:t>등장인물: 리엄, 소피아, 메이슨(OS), 구경꾼1, 라이언, 후드 쓴 사람</w:t>
+        <w:t>등장인물: 리엄, 소피아, 메이슨(OS), 구경꾼1, 클라라</w:t>
       </w:r>
     </w:p>
     <w:p>
@@ -11181,7 +11237,7 @@
           <w:color w:val="5A5A5A"/>
           <w:sz w:val="20"/>
         </w:rPr>
-        <w:t>△ 리엄이 사람들이 모인 곳에 도착한다. 소피아가 흰 털코트 차림으로 울며 리엄을 올려다본다. 후드 쓴 사람이 뒤에서 지켜본다.</w:t>
+        <w:t>△ 리엄이 사람들이 모인 곳에 도착한다. 소피아가 울며 리엄을 올려다본다. 클라라가 뒤에서 지켜본다.</w:t>
       </w:r>
     </w:p>
     <w:p>
@@ -11369,48 +11425,48 @@
           <w:color w:val="646464"/>
           <w:sz w:val="18"/>
         </w:rPr>
-        <w:t>등장인물: 소피아, 리엄, 메이슨, 경호원1, 경호원2</w:t>
-      </w:r>
-    </w:p>
-    <w:p>
-      <w:pPr>
-        <w:spacing w:after="60" w:before="0"/>
-      </w:pPr>
-      <w:r>
-        <w:rPr>
-          <w:rFonts w:ascii="Malgun Gothic" w:hAnsi="Malgun Gothic" w:eastAsia="Malgun Gothic"/>
-          <w:b w:val="0"/>
-          <w:color w:val="5A5A5A"/>
-          <w:sz w:val="20"/>
-        </w:rPr>
-        <w:t>△ 경호원1, 경호원2가 메이슨의 양팔을 붙잡아 통제선 안으로 못 들어가게 막는다. 소피아가 비에 젖은 바닥에 엎드려 있다. 입가와 손에 피가 묻어 있다.</w:t>
-      </w:r>
-    </w:p>
-    <w:p>
-      <w:pPr>
-        <w:spacing w:after="60" w:before="0"/>
-      </w:pPr>
-      <w:r>
-        <w:rPr>
-          <w:rFonts w:ascii="Malgun Gothic" w:hAnsi="Malgun Gothic" w:eastAsia="Malgun Gothic"/>
-          <w:b w:val="0"/>
-          <w:sz w:val="20"/>
-        </w:rPr>
-        <w:t>소피아: 3년을 사랑했어. 내 마음을 다 줬는데. 리엄. 나한테 이러는 거야?</w:t>
-      </w:r>
-    </w:p>
-    <w:p>
-      <w:pPr>
-        <w:spacing w:after="60" w:before="0"/>
-      </w:pPr>
-      <w:r>
-        <w:rPr>
-          <w:rFonts w:ascii="Malgun Gothic" w:hAnsi="Malgun Gothic" w:eastAsia="Malgun Gothic"/>
-          <w:b w:val="0"/>
-          <w:color w:val="5A5A5A"/>
-          <w:sz w:val="20"/>
-        </w:rPr>
-        <w:t>△ 리엄이 소피아 앞에 쪼그려 앉아 머리채를 잡고 얼굴을 들어 올린다.</w:t>
+        <w:t>등장인물: 클라라, 리엄, 메이슨, 경호원1, 경호원2</w:t>
+      </w:r>
+    </w:p>
+    <w:p>
+      <w:pPr>
+        <w:spacing w:after="60" w:before="0"/>
+      </w:pPr>
+      <w:r>
+        <w:rPr>
+          <w:rFonts w:ascii="Malgun Gothic" w:hAnsi="Malgun Gothic" w:eastAsia="Malgun Gothic"/>
+          <w:b w:val="0"/>
+          <w:color w:val="5A5A5A"/>
+          <w:sz w:val="20"/>
+        </w:rPr>
+        <w:t>△ 경호원1, 경호원2가 메이슨의 양팔을 붙잡아 통제선 안으로 못 들어가게 막는다. 클라라가 비에 젖은 바닥에 엎드려 있다. 입가와 손에 피가 묻어 있다.</w:t>
+      </w:r>
+    </w:p>
+    <w:p>
+      <w:pPr>
+        <w:spacing w:after="60" w:before="0"/>
+      </w:pPr>
+      <w:r>
+        <w:rPr>
+          <w:rFonts w:ascii="Malgun Gothic" w:hAnsi="Malgun Gothic" w:eastAsia="Malgun Gothic"/>
+          <w:b w:val="0"/>
+          <w:sz w:val="20"/>
+        </w:rPr>
+        <w:t>클라라: 3년을 사랑했어. 내 마음을 다 줬는데. 리엄. 나한테 이러는 거야?</w:t>
+      </w:r>
+    </w:p>
+    <w:p>
+      <w:pPr>
+        <w:spacing w:after="60" w:before="0"/>
+      </w:pPr>
+      <w:r>
+        <w:rPr>
+          <w:rFonts w:ascii="Malgun Gothic" w:hAnsi="Malgun Gothic" w:eastAsia="Malgun Gothic"/>
+          <w:b w:val="0"/>
+          <w:color w:val="5A5A5A"/>
+          <w:sz w:val="20"/>
+        </w:rPr>
+        <w:t>△ 리엄이 클라라 앞에 쪼그려 앉아 머리채를 잡고 얼굴을 들어 올린다.</w:t>
       </w:r>
     </w:p>
     <w:p>
@@ -11463,7 +11519,7 @@
           <w:b/>
           <w:sz w:val="22"/>
         </w:rPr>
-        <w:t>S#4  밤 / 밖 / 골목</w:t>
+        <w:t>S#4  낮(폭우) / 밖 / 골목</w:t>
       </w:r>
     </w:p>
     <w:p>
@@ -11477,34 +11533,34 @@
           <w:color w:val="646464"/>
           <w:sz w:val="18"/>
         </w:rPr>
-        <w:t>등장인물: 소피아, 경호원1, 경호원2</w:t>
-      </w:r>
-    </w:p>
-    <w:p>
-      <w:pPr>
-        <w:spacing w:after="60" w:before="0"/>
-      </w:pPr>
-      <w:r>
-        <w:rPr>
-          <w:rFonts w:ascii="Malgun Gothic" w:hAnsi="Malgun Gothic" w:eastAsia="Malgun Gothic"/>
-          <w:b w:val="0"/>
-          <w:color w:val="5A5A5A"/>
-          <w:sz w:val="20"/>
-        </w:rPr>
-        <w:t>△ 경호원1, 경호원2가 소피아의 팔을 잡아 젖은 바닥에 엎드리게 누른다. 소피아가 고개를 든다.</w:t>
-      </w:r>
-    </w:p>
-    <w:p>
-      <w:pPr>
-        <w:spacing w:after="60" w:before="0"/>
-      </w:pPr>
-      <w:r>
-        <w:rPr>
-          <w:rFonts w:ascii="Malgun Gothic" w:hAnsi="Malgun Gothic" w:eastAsia="Malgun Gothic"/>
-          <w:b w:val="0"/>
-          <w:sz w:val="20"/>
-        </w:rPr>
-        <w:t>소피아: 도와줘요! 제발! 누가 좀 도와줘요!</w:t>
+        <w:t>등장인물: 클라라, 경호원1, 경호원2</w:t>
+      </w:r>
+    </w:p>
+    <w:p>
+      <w:pPr>
+        <w:spacing w:after="60" w:before="0"/>
+      </w:pPr>
+      <w:r>
+        <w:rPr>
+          <w:rFonts w:ascii="Malgun Gothic" w:hAnsi="Malgun Gothic" w:eastAsia="Malgun Gothic"/>
+          <w:b w:val="0"/>
+          <w:color w:val="5A5A5A"/>
+          <w:sz w:val="20"/>
+        </w:rPr>
+        <w:t>△ 경호원1, 경호원2가 클라라의 팔을 잡아 젖은 바닥에 엎드리게 누른다. 클라라가 고개를 든다.</w:t>
+      </w:r>
+    </w:p>
+    <w:p>
+      <w:pPr>
+        <w:spacing w:after="60" w:before="0"/>
+      </w:pPr>
+      <w:r>
+        <w:rPr>
+          <w:rFonts w:ascii="Malgun Gothic" w:hAnsi="Malgun Gothic" w:eastAsia="Malgun Gothic"/>
+          <w:b w:val="0"/>
+          <w:sz w:val="20"/>
+        </w:rPr>
+        <w:t>클라라: 도와줘요! 제발! 누가 좀 도와줘요!</w:t>
       </w:r>
     </w:p>
     <w:p>
@@ -11586,34 +11642,34 @@
           <w:color w:val="646464"/>
           <w:sz w:val="18"/>
         </w:rPr>
-        <w:t>등장인물: 소피아, 무장한 남자, 헨리, 클라라, 헨리의 부하들</w:t>
-      </w:r>
-    </w:p>
-    <w:p>
-      <w:pPr>
-        <w:spacing w:after="60" w:before="0"/>
-      </w:pPr>
-      <w:r>
-        <w:rPr>
-          <w:rFonts w:ascii="Malgun Gothic" w:hAnsi="Malgun Gothic" w:eastAsia="Malgun Gothic"/>
-          <w:b w:val="0"/>
-          <w:color w:val="5A5A5A"/>
-          <w:sz w:val="20"/>
-        </w:rPr>
-        <w:t>△ 무장한 남자가 두 손으로 권총을 겨눈다. 소피아가 피투성이 얼굴로 바닥에서 올려다본다.</w:t>
-      </w:r>
-    </w:p>
-    <w:p>
-      <w:pPr>
-        <w:spacing w:after="60" w:before="0"/>
-      </w:pPr>
-      <w:r>
-        <w:rPr>
-          <w:rFonts w:ascii="Malgun Gothic" w:hAnsi="Malgun Gothic" w:eastAsia="Malgun Gothic"/>
-          <w:b w:val="0"/>
-          <w:sz w:val="20"/>
-        </w:rPr>
-        <w:t>소피아: 당신들 뭐야? 내가 카터 그룹 직원인 거 몰라?</w:t>
+        <w:t>등장인물: 클라라, 무장한 남자, 헨리, 헨리의 부하들</w:t>
+      </w:r>
+    </w:p>
+    <w:p>
+      <w:pPr>
+        <w:spacing w:after="60" w:before="0"/>
+      </w:pPr>
+      <w:r>
+        <w:rPr>
+          <w:rFonts w:ascii="Malgun Gothic" w:hAnsi="Malgun Gothic" w:eastAsia="Malgun Gothic"/>
+          <w:b w:val="0"/>
+          <w:color w:val="5A5A5A"/>
+          <w:sz w:val="20"/>
+        </w:rPr>
+        <w:t>△ 무장한 남자가 두 손으로 권총을 겨눈다. 클라라가 피투성이 얼굴로 바닥에서 올려다본다.</w:t>
+      </w:r>
+    </w:p>
+    <w:p>
+      <w:pPr>
+        <w:spacing w:after="60" w:before="0"/>
+      </w:pPr>
+      <w:r>
+        <w:rPr>
+          <w:rFonts w:ascii="Malgun Gothic" w:hAnsi="Malgun Gothic" w:eastAsia="Malgun Gothic"/>
+          <w:b w:val="0"/>
+          <w:sz w:val="20"/>
+        </w:rPr>
+        <w:t>무장한 남자: 당신들 뭐야? 내가 카터 그룹 직원인 거 몰라?</w:t>
       </w:r>
     </w:p>
     <w:p>
@@ -11774,7 +11830,7 @@
           <w:b w:val="0"/>
           <w:sz w:val="20"/>
         </w:rPr>
-        <w:t>구경꾼1: 세상에, 저 사람 헨리 싱클레어야! 이 도시 최고 부자! 저 사람 이제 죽었다!</w:t>
+        <w:t>구경꾼1: 세상에, 저 사람 헨리 싱클레어야! 이 도시 최고 부자! 저 경비 이제 죽었다!</w:t>
       </w:r>
     </w:p>
     <w:p>
@@ -12196,7 +12252,7 @@
           <w:color w:val="646464"/>
           <w:sz w:val="18"/>
         </w:rPr>
-        <w:t>등장인물: 헨리, 클라라, 헨리의 부하들, 경비원, 수의 기사</w:t>
+        <w:t>등장인물: 헨리, 클라라, 헨리의 부하들, 수의 기사</w:t>
       </w:r>
     </w:p>
     <w:p>
@@ -12467,7 +12523,7 @@
           <w:color w:val="5A5A5A"/>
           <w:sz w:val="20"/>
         </w:rPr>
-        <w:t>△ 헨리가 총을 내리고 한쪽 팔로 정신을 잃은 클라라를 가슴에 안는다. 젖은 머리가 얼굴에 붙어 있다.</w:t>
+        <w:t>△ 헨리가 총을 내리고 한쪽 팔로 정신이 흐릿한 클라라를 가슴에 안는다. 젖은 머리가 얼굴에 붙어 있다.</w:t>
       </w:r>
     </w:p>
     <w:p>
@@ -12534,20 +12590,6 @@
           <w:color w:val="5A5A5A"/>
           <w:sz w:val="20"/>
         </w:rPr>
-        <w:t>자막: 싱클레어-맥스 동물구조 보호소</w:t>
-      </w:r>
-    </w:p>
-    <w:p>
-      <w:pPr>
-        <w:spacing w:after="60" w:before="0"/>
-      </w:pPr>
-      <w:r>
-        <w:rPr>
-          <w:rFonts w:ascii="Malgun Gothic" w:hAnsi="Malgun Gothic" w:eastAsia="Malgun Gothic"/>
-          <w:b w:val="0"/>
-          <w:color w:val="5A5A5A"/>
-          <w:sz w:val="20"/>
-        </w:rPr>
         <w:t>△ 클라라가 흰 베개에 기대 누워 있다. 두 손에 하얀 붕대를 감았다. 불안한 눈으로 주변을 더듬는다. 헨리가 침대 옆에 앉아 클라라의 붕대 감은 손을 두 손으로 잡는다.</w:t>
       </w:r>
     </w:p>
@@ -12669,7 +12711,7 @@
           <w:color w:val="5A5A5A"/>
           <w:sz w:val="20"/>
         </w:rPr>
-        <w:t>△ 클라라가 침대에 앉아 있다. 왼손에 하얀 붕대를 감고 있다. 헨리가 침대 가까이 서서 클라라를 쏘아본다.</w:t>
+        <w:t>△ 클라라가 침대에 앉아 있다. 두 손에 하얀 붕대를 감고 있다. 헨리가 침대 가까이 서서 클라라를 쏘아본다.</w:t>
       </w:r>
     </w:p>
     <w:p>
@@ -12950,7 +12992,7 @@
           <w:b w:val="0"/>
           <w:sz w:val="20"/>
         </w:rPr>
-        <w:t>클라라: 나 가는 중이야. 당신한테 줄 작은 깜짝 선물도 있고. 평생 못 잊을 선물.</w:t>
+        <w:t>클라라: 나 여기 있어. 당신한테 줄 작은 깜짝 선물도 있고. 평생 못 잊을 선물.</w:t>
       </w:r>
     </w:p>
     <w:p>
@@ -13477,7 +13519,7 @@
           <w:color w:val="646464"/>
           <w:sz w:val="18"/>
         </w:rPr>
-        <w:t>등장인물: 클라라, 안내견, 대리인, 카터 그룹 직원, 경비원, 건물 관리인, 구경꾼1, 구경꾼2, 거만한 여자 손님</w:t>
+        <w:t>등장인물: 클라라, 안내견, 대리인, 수행원, 경비원, 건물 관리인, 구경꾼1, 구경꾼2, 거만한 여자 손님</w:t>
       </w:r>
     </w:p>
     <w:p>
@@ -13505,7 +13547,7 @@
           <w:color w:val="5A5A5A"/>
           <w:sz w:val="20"/>
         </w:rPr>
-        <w:t>△ 카터 그룹 직원과 경비원이 난간 옆에서 몸싸움을 벌인다.</w:t>
+        <w:t>△ 수행원과 경비원이 난간 옆에서 몸싸움을 벌인다.</w:t>
       </w:r>
     </w:p>
     <w:p>
@@ -13587,20 +13629,20 @@
           <w:color w:val="5A5A5A"/>
           <w:sz w:val="20"/>
         </w:rPr>
-        <w:t>△ 카터 그룹 직원과 대리인이 계단을 올라 클라라 쪽으로 간다. 기자들과 하객들이 양옆에서 지켜본다.</w:t>
-      </w:r>
-    </w:p>
-    <w:p>
-      <w:pPr>
-        <w:spacing w:after="60" w:before="0"/>
-      </w:pPr>
-      <w:r>
-        <w:rPr>
-          <w:rFonts w:ascii="Malgun Gothic" w:hAnsi="Malgun Gothic" w:eastAsia="Malgun Gothic"/>
-          <w:b w:val="0"/>
-          <w:sz w:val="20"/>
-        </w:rPr>
-        <w:t>카터 그룹 직원: 싱클레어 양, 이쪽으로 오시죠.</w:t>
+        <w:t>△ 수행원과 대리인이 계단을 올라 클라라 쪽으로 간다. 기자들과 하객들이 양옆에서 지켜본다.</w:t>
+      </w:r>
+    </w:p>
+    <w:p>
+      <w:pPr>
+        <w:spacing w:after="60" w:before="0"/>
+      </w:pPr>
+      <w:r>
+        <w:rPr>
+          <w:rFonts w:ascii="Malgun Gothic" w:hAnsi="Malgun Gothic" w:eastAsia="Malgun Gothic"/>
+          <w:b w:val="0"/>
+          <w:sz w:val="20"/>
+        </w:rPr>
+        <w:t>수행원: 싱클레어 양, 이쪽으로 오시죠.</w:t>
       </w:r>
     </w:p>
     <w:p>
@@ -13668,21 +13710,21 @@
           <w:color w:val="646464"/>
           <w:sz w:val="18"/>
         </w:rPr>
-        <w:t>등장인물: 사회자, 리엄, 하객들</w:t>
-      </w:r>
-    </w:p>
-    <w:p>
-      <w:pPr>
-        <w:spacing w:after="60" w:before="0"/>
-      </w:pPr>
-      <w:r>
-        <w:rPr>
-          <w:rFonts w:ascii="Malgun Gothic" w:hAnsi="Malgun Gothic" w:eastAsia="Malgun Gothic"/>
-          <w:b w:val="0"/>
-          <w:color w:val="5A5A5A"/>
-          <w:sz w:val="20"/>
-        </w:rPr>
-        <w:t>△ 카터 그룹 로고와 상장식 전광판이 걸린 무대. 리엄이 한가운데에서 활짝 웃으며 두 팔을 벌리고 있다. 사회자가 샴페인 잔을 높이 든다.</w:t>
+        <w:t>등장인물: 사회자, 하객들</w:t>
+      </w:r>
+    </w:p>
+    <w:p>
+      <w:pPr>
+        <w:spacing w:after="60" w:before="0"/>
+      </w:pPr>
+      <w:r>
+        <w:rPr>
+          <w:rFonts w:ascii="Malgun Gothic" w:hAnsi="Malgun Gothic" w:eastAsia="Malgun Gothic"/>
+          <w:b w:val="0"/>
+          <w:color w:val="5A5A5A"/>
+          <w:sz w:val="20"/>
+        </w:rPr>
+        <w:t>△ 카터 그룹 로고와 상장식 전광판이 걸린 무대. 사회자가 한가운데에서 샴페인 잔을 높이 들고 활짝 웃는다.</w:t>
       </w:r>
     </w:p>
     <w:p>
@@ -13748,7 +13790,7 @@
           <w:b/>
           <w:sz w:val="22"/>
         </w:rPr>
-        <w:t>S#2  밤 / 안 / 행사장 옆 라운지</w:t>
+        <w:t>S#2  밤 / 안 / 행사장 옆 복도</w:t>
       </w:r>
     </w:p>
     <w:p>
@@ -14191,20 +14233,20 @@
           <w:color w:val="5A5A5A"/>
           <w:sz w:val="20"/>
         </w:rPr>
-        <w:t>△ 소피아가 두 손으로 뺨을 감싼 채 리엄 앞에 서 있다.</w:t>
-      </w:r>
-    </w:p>
-    <w:p>
-      <w:pPr>
-        <w:spacing w:after="60" w:before="0"/>
-      </w:pPr>
-      <w:r>
-        <w:rPr>
-          <w:rFonts w:ascii="Malgun Gothic" w:hAnsi="Malgun Gothic" w:eastAsia="Malgun Gothic"/>
-          <w:b w:val="0"/>
-          <w:sz w:val="20"/>
-        </w:rPr>
-        <w:t>소피아: 리엄! 저 여자가 나를 쳤어! 경비 불러서 저 여자랑 더러운 개새끼 당장 내쫓아!</w:t>
+        <w:t>△ 소피아가 일어서며 두 손으로 뺨을 감싼 채 리엄 앞에 선다.</w:t>
+      </w:r>
+    </w:p>
+    <w:p>
+      <w:pPr>
+        <w:spacing w:after="60" w:before="0"/>
+      </w:pPr>
+      <w:r>
+        <w:rPr>
+          <w:rFonts w:ascii="Malgun Gothic" w:hAnsi="Malgun Gothic" w:eastAsia="Malgun Gothic"/>
+          <w:b w:val="0"/>
+          <w:sz w:val="20"/>
+        </w:rPr>
+        <w:t>소피아: 리엄! 저 여자가 나를 쳤어! 경비 불러서 저 여자랑 더러운 개 당장 내쫓아!</w:t>
       </w:r>
     </w:p>
     <w:p>
@@ -14271,7 +14313,7 @@
           <w:b w:val="0"/>
           <w:sz w:val="20"/>
         </w:rPr>
-        <w:t>메이슨: 장님 병신! 우리 엄마 건드리지 마! 너랑 그 멍청한 개는 하수구에나 처박혀 있어!</w:t>
+        <w:t>메이슨: 장님 괴물! 우리 엄마 건드리지 마! 너랑 그 멍청한 개는 하수구에나 처박혀 있어!</w:t>
       </w:r>
     </w:p>
     <w:p>
@@ -14352,7 +14394,7 @@
           <w:b w:val="0"/>
           <w:sz w:val="20"/>
         </w:rPr>
-        <w:t>리엄: 클라라, 쟤들이 한 말은 잊어. 내가 널 얼마나 걱정했는데. 나 너 사랑하는 거 알잖아. 서류에 서명만 해, 응? 오늘 밤 아직 되돌릴 수 있어.</w:t>
+        <w:t>리엄: 클라라, 쟤들이 한 말은 잊어. 내가 널 얼마나 걱정했는데. 나 너 사랑하는 거 알잖아. 서류에 서명만 해, 응? 오늘 밤 아직 성사시킬 수 있어.</w:t>
       </w:r>
     </w:p>
     <w:p>
@@ -14541,7 +14583,7 @@
           <w:b w:val="0"/>
           <w:sz w:val="20"/>
         </w:rPr>
-        <w:t>변호사: 시치미 떼지 마세요, 리엄! 제가 그 위임장을 위조해 드렸고, 대표님도 무슨 일인지 다 알고 계셨잖아요!</w:t>
+        <w:t>변호사: 시치미 떼지 마세요, 대표님! 제가 그 위임장을 위조해 드렸고, 대표님도 무슨 일인지 다 알고 계셨잖아요!</w:t>
       </w:r>
     </w:p>
     <w:p>
@@ -14622,7 +14664,7 @@
           <w:b/>
           <w:sz w:val="22"/>
         </w:rPr>
-        <w:t>S#1  밤 / 안 / 카터 그룹 상장 기념식장 연회장</w:t>
+        <w:t>S#1  밤 / 안 / 상장식장 메인 홀</w:t>
       </w:r>
     </w:p>
     <w:p>
@@ -14636,7 +14678,7 @@
           <w:color w:val="646464"/>
           <w:sz w:val="18"/>
         </w:rPr>
-        <w:t>등장인물: 소피아, 클라라, 리엄, 임원, 붉은 드레스 여자, 하객1(OS), 하객2(OS), 하객3(OS), 하객들, 안내견</w:t>
+        <w:t>등장인물: 소피아, 클라라, 리엄, 임원, 거만한 여자 손님, 하객1(OS), 하객2(OS), 하객3(OS), 하객들, 안내견</w:t>
       </w:r>
     </w:p>
     <w:p>
@@ -14717,7 +14759,7 @@
           <w:color w:val="5A5A5A"/>
           <w:sz w:val="20"/>
         </w:rPr>
-        <w:t>△ 붉은 드레스 여자가 샴페인 잔을 들고 입꼬리를 올린 채 지켜본다. 그 옆에서 임원이 팔짱을 끼고 서 있다. 안내견이 목줄을 팽팽히 당기고 서 있다.</w:t>
+        <w:t>△ 붉은 드레스를 입은 거만한 여자 손님이 샴페인 잔을 들고 입꼬리를 올린 채 지켜본다. 그 옆에서 임원이 팔짱을 끼고 서 있다. 안내견이 목줄을 팽팽히 당기고 서 있다.</w:t>
       </w:r>
     </w:p>
     <w:p>
@@ -14770,7 +14812,7 @@
           <w:color w:val="5A5A5A"/>
           <w:sz w:val="20"/>
         </w:rPr>
-        <w:t>△ 둥근 금속테 안경의 리엄이 검은 드레스에 검은 모자를 쓴 클라라 앞으로 다가선다. 클라라는 등을 보이고 서 있다. 리엄이 손바닥을 펴 보이며 달랜다.</w:t>
+        <w:t>△ 리엄이 클라라 앞으로 다가선다. 클라라는 등을 보이고 서 있다. 리엄이 손바닥을 펴 보이며 달랜다.</w:t>
       </w:r>
     </w:p>
     <w:p>
@@ -15315,7 +15357,7 @@
           <w:color w:val="5A5A5A"/>
           <w:sz w:val="20"/>
         </w:rPr>
-        <w:t>△ 무대 앞에 리엄, 클라라, 소피아, 붉은 드레스 여자가 모여 선다. 소피아가 휘청이며 서 있다.</w:t>
+        <w:t>△ 무대 앞에 리엄, 클라라, 소피아, 거만한 여자 손님가 모여 선다. 소피아가 무릎이 꺾인 채 휘청인다.</w:t>
       </w:r>
     </w:p>
     <w:p>
@@ -15356,7 +15398,7 @@
           <w:color w:val="5A5A5A"/>
           <w:sz w:val="20"/>
         </w:rPr>
-        <w:t>△ 연회장 입구에 검은 망토 코트 차림의 헨리가 금장 지팡이를 쥐고 서 있다.</w:t>
+        <w:t>△ 연회장 입구에 헨리가 금장 지팡이를 쥐고 서 있다.</w:t>
       </w:r>
     </w:p>
     <w:p>
@@ -15396,7 +15438,7 @@
           <w:b/>
           <w:sz w:val="22"/>
         </w:rPr>
-        <w:t>S#1  밤 / 안 / 카터 그룹 상장 기념식장 연회장</w:t>
+        <w:t>S#1  밤 / 안 / 상장식장 메인 홀</w:t>
       </w:r>
     </w:p>
     <w:p>
@@ -15410,49 +15452,49 @@
           <w:color w:val="646464"/>
           <w:sz w:val="18"/>
         </w:rPr>
-        <w:t>등장인물: 헨리, 클라라, 수행원, 경호원들, 리엄, 소피아, 붉은 드레스 여자, 임원, 하객1(OS), 하객2(OS), 앵커(OS), 안내견, 사진기자들</w:t>
-      </w:r>
-    </w:p>
-    <w:p>
-      <w:pPr>
-        <w:spacing w:after="60" w:before="0"/>
-      </w:pPr>
-      <w:r>
-        <w:rPr>
-          <w:rFonts w:ascii="Malgun Gothic" w:hAnsi="Malgun Gothic" w:eastAsia="Malgun Gothic"/>
-          <w:b w:val="0"/>
-          <w:color w:val="5A5A5A"/>
-          <w:sz w:val="20"/>
-        </w:rPr>
-        <w:t>△ 검은 전술복 차림의 경호원 셋이 나란히 서 있다. 가운데 경호원은 권총을 내려 쥐고, 오른쪽 경호원은 곤봉을 들었다.</w:t>
-      </w:r>
-    </w:p>
-    <w:p>
-      <w:pPr>
-        <w:spacing w:after="60" w:before="0"/>
-      </w:pPr>
-      <w:r>
-        <w:rPr>
-          <w:rFonts w:ascii="Malgun Gothic" w:hAnsi="Malgun Gothic" w:eastAsia="Malgun Gothic"/>
-          <w:b w:val="0"/>
-          <w:color w:val="5A5A5A"/>
-          <w:sz w:val="20"/>
-        </w:rPr>
-        <w:t>△ 붉은 드레스 여자가 입을 벌린 채 눈을 크게 뜬다. 무릎 꿇은 소피아의 뺨에 멍이 보인다.</w:t>
-      </w:r>
-    </w:p>
-    <w:p>
-      <w:pPr>
-        <w:spacing w:after="60" w:before="0"/>
-      </w:pPr>
-      <w:r>
-        <w:rPr>
-          <w:rFonts w:ascii="Malgun Gothic" w:hAnsi="Malgun Gothic" w:eastAsia="Malgun Gothic"/>
-          <w:b w:val="0"/>
-          <w:color w:val="5A5A5A"/>
-          <w:sz w:val="20"/>
-        </w:rPr>
-        <w:t>△ 헨리가 지팡이를 짚고 걸어 들어온다. 클라라가 그 왼쪽에서, 수행원이 오른쪽에서 함께 걷는다. 하객들이 길을 터 준다.</w:t>
+        <w:t>등장인물: 헨리, 클라라, 수행원, 경호원들, 리엄, 소피아, 거만한 여자 손님, 임원, 하객1(OS), 하객2(OS), 앵커(OS), 안내견, 사진기자들</w:t>
+      </w:r>
+    </w:p>
+    <w:p>
+      <w:pPr>
+        <w:spacing w:after="60" w:before="0"/>
+      </w:pPr>
+      <w:r>
+        <w:rPr>
+          <w:rFonts w:ascii="Malgun Gothic" w:hAnsi="Malgun Gothic" w:eastAsia="Malgun Gothic"/>
+          <w:b w:val="0"/>
+          <w:color w:val="5A5A5A"/>
+          <w:sz w:val="20"/>
+        </w:rPr>
+        <w:t>△ 경호원 셋이 나란히 서 있다. 가운데 경호원은 권총을 내려 쥐고, 오른쪽 경호원은 곤봉을 들었다.</w:t>
+      </w:r>
+    </w:p>
+    <w:p>
+      <w:pPr>
+        <w:spacing w:after="60" w:before="0"/>
+      </w:pPr>
+      <w:r>
+        <w:rPr>
+          <w:rFonts w:ascii="Malgun Gothic" w:hAnsi="Malgun Gothic" w:eastAsia="Malgun Gothic"/>
+          <w:b w:val="0"/>
+          <w:color w:val="5A5A5A"/>
+          <w:sz w:val="20"/>
+        </w:rPr>
+        <w:t>△ 거만한 여자 손님가 입을 벌린 채 눈을 크게 뜬다. 무릎 꿇은 소피아의 뺨에 멍이 보인다.</w:t>
+      </w:r>
+    </w:p>
+    <w:p>
+      <w:pPr>
+        <w:spacing w:after="60" w:before="0"/>
+      </w:pPr>
+      <w:r>
+        <w:rPr>
+          <w:rFonts w:ascii="Malgun Gothic" w:hAnsi="Malgun Gothic" w:eastAsia="Malgun Gothic"/>
+          <w:b w:val="0"/>
+          <w:color w:val="5A5A5A"/>
+          <w:sz w:val="20"/>
+        </w:rPr>
+        <w:t>△ 헨리가 지팡이를 짚고 걸어 들어온다. 수행원이 오른쪽에서 함께 걷는다. 하객들이 길을 터 준다.</w:t>
       </w:r>
     </w:p>
     <w:p>
@@ -15504,47 +15546,47 @@
           <w:b w:val="0"/>
           <w:sz w:val="20"/>
         </w:rPr>
-        <w:t>붉은 드레스 여자: 싱클레어라고?</w:t>
-      </w:r>
-    </w:p>
-    <w:p>
-      <w:pPr>
-        <w:spacing w:after="60" w:before="0"/>
-      </w:pPr>
-      <w:r>
-        <w:rPr>
-          <w:rFonts w:ascii="Malgun Gothic" w:hAnsi="Malgun Gothic" w:eastAsia="Malgun Gothic"/>
-          <w:b w:val="0"/>
-          <w:sz w:val="20"/>
-        </w:rPr>
-        <w:t>붉은 드레스 여자: 말도 안 돼!</w:t>
-      </w:r>
-    </w:p>
-    <w:p>
-      <w:pPr>
-        <w:spacing w:after="60" w:before="0"/>
-      </w:pPr>
-      <w:r>
-        <w:rPr>
-          <w:rFonts w:ascii="Malgun Gothic" w:hAnsi="Malgun Gothic" w:eastAsia="Malgun Gothic"/>
-          <w:b w:val="0"/>
-          <w:sz w:val="20"/>
-        </w:rPr>
-        <w:t>붉은 드레스 여자: 저건 아무것도 아닌 년이야!</w:t>
-      </w:r>
-    </w:p>
-    <w:p>
-      <w:pPr>
-        <w:spacing w:after="60" w:before="0"/>
-      </w:pPr>
-      <w:r>
-        <w:rPr>
-          <w:rFonts w:ascii="Malgun Gothic" w:hAnsi="Malgun Gothic" w:eastAsia="Malgun Gothic"/>
-          <w:b w:val="0"/>
-          <w:color w:val="5A5A5A"/>
-          <w:sz w:val="20"/>
-        </w:rPr>
-        <w:t>△ 빨간 카터 그룹 현수막 앞에 선 리엄이 굳은 얼굴로 소식을 듣는다. 옆에서 임원이 식은땀을 흘리며 얼어붙는다.</w:t>
+        <w:t>거만한 여자 손님: 싱클레어라고?</w:t>
+      </w:r>
+    </w:p>
+    <w:p>
+      <w:pPr>
+        <w:spacing w:after="60" w:before="0"/>
+      </w:pPr>
+      <w:r>
+        <w:rPr>
+          <w:rFonts w:ascii="Malgun Gothic" w:hAnsi="Malgun Gothic" w:eastAsia="Malgun Gothic"/>
+          <w:b w:val="0"/>
+          <w:sz w:val="20"/>
+        </w:rPr>
+        <w:t>거만한 여자 손님: 말도 안 돼!</w:t>
+      </w:r>
+    </w:p>
+    <w:p>
+      <w:pPr>
+        <w:spacing w:after="60" w:before="0"/>
+      </w:pPr>
+      <w:r>
+        <w:rPr>
+          <w:rFonts w:ascii="Malgun Gothic" w:hAnsi="Malgun Gothic" w:eastAsia="Malgun Gothic"/>
+          <w:b w:val="0"/>
+          <w:sz w:val="20"/>
+        </w:rPr>
+        <w:t>거만한 여자 손님: 저건 아무것도 아닌 년이야!</w:t>
+      </w:r>
+    </w:p>
+    <w:p>
+      <w:pPr>
+        <w:spacing w:after="60" w:before="0"/>
+      </w:pPr>
+      <w:r>
+        <w:rPr>
+          <w:rFonts w:ascii="Malgun Gothic" w:hAnsi="Malgun Gothic" w:eastAsia="Malgun Gothic"/>
+          <w:b w:val="0"/>
+          <w:color w:val="5A5A5A"/>
+          <w:sz w:val="20"/>
+        </w:rPr>
+        <w:t>△ 카터 그룹 현수막 앞에 선 리엄이 굳은 얼굴로 소식을 듣는다. 옆에서 임원이 식은땀을 흘리며 얼어붙는다.</w:t>
       </w:r>
     </w:p>
     <w:p>
@@ -15783,7 +15825,7 @@
           <w:b/>
           <w:sz w:val="22"/>
         </w:rPr>
-        <w:t>S#1  밤 / 안 / 카터 그룹 상장 기념식장 연회장</w:t>
+        <w:t>S#1  밤 / 안 / 상장식장 메인 홀</w:t>
       </w:r>
     </w:p>
     <w:p>
@@ -16184,7 +16226,7 @@
           <w:b/>
           <w:sz w:val="22"/>
         </w:rPr>
-        <w:t>S#1  밤 / 안 / 카터 그룹 상장 기념식장 연회장</w:t>
+        <w:t>S#1  밤 / 안 / 상장식장 메인 홀</w:t>
       </w:r>
     </w:p>
     <w:p>
@@ -16212,7 +16254,7 @@
           <w:color w:val="5A5A5A"/>
           <w:sz w:val="20"/>
         </w:rPr>
-        <w:t>△ 검은 바지의 경찰들이 문턱을 넘어 연회장으로 들어온다.</w:t>
+        <w:t>△ 경찰들이 연회장으로 들어온다.</w:t>
       </w:r>
     </w:p>
     <w:p>
@@ -16252,7 +16294,7 @@
           <w:b w:val="0"/>
           <w:sz w:val="20"/>
         </w:rPr>
-        <w:t>형사: 두 사람 모두에 대한 영장이 나와 있습니다.</w:t>
+        <w:t>형사: 저 두 사람 모두 체포 영장이 나와 있습니다.</w:t>
       </w:r>
     </w:p>
     <w:p>
@@ -16280,7 +16322,7 @@
           <w:color w:val="5A5A5A"/>
           <w:sz w:val="20"/>
         </w:rPr>
-        <w:t>△ 검은 정장을 입은 곱슬머리 아이 메이슨이 무대 계단 앞 바닥에 손과 무릎을 짚고 있다. 바닥에 숟가락이 떨어져 있다. 무장한 경찰이 그 위에 서 있다. 메이슨이 계단 모서리를 붙잡고 올려다본다.</w:t>
+        <w:t>△ 메이슨이 무대 계단 앞 바닥에 손과 무릎을 짚고 있다. 바닥에 숟가락이 떨어져 있다. 무장한 경찰이 그 위에 서 있다. 메이슨이 계단 모서리를 붙잡고 올려다본다.</w:t>
       </w:r>
     </w:p>
     <w:p>
@@ -16386,7 +16428,7 @@
           <w:b w:val="0"/>
           <w:sz w:val="20"/>
         </w:rPr>
-        <w:t>소피아: 당신은 7년 동안 내 애인의 아들을 키운 거야!</w:t>
+        <w:t>소피아: 너는 7년 동안 내 애인의 아이를 키운 거야!</w:t>
       </w:r>
     </w:p>
     <w:p>
@@ -16710,7 +16752,7 @@
           <w:color w:val="5A5A5A"/>
           <w:sz w:val="20"/>
         </w:rPr>
-        <w:t>△ 검은 드레스에 검은 모자와 베일, 선글라스 차림의 클라라가 금빛 회전문 앞에 서 있다. 안내견이 왼쪽에 얌전히 앉아 있다.</w:t>
+        <w:t>△ 선글라스를 쓴 클라라가 회전문 앞에 서 있다. 안내견이 왼쪽에 얌전히 앉아 있다.</w:t>
       </w:r>
     </w:p>
     <w:p>
@@ -16751,7 +16793,7 @@
           <w:color w:val="646464"/>
           <w:sz w:val="18"/>
         </w:rPr>
-        <w:t>등장인물: 클라라, 토머스</w:t>
+        <w:t>등장인물: 클라라, 토머스, 안내견</w:t>
       </w:r>
     </w:p>
     <w:p>
@@ -16872,7 +16914,7 @@
           <w:color w:val="5A5A5A"/>
           <w:sz w:val="20"/>
         </w:rPr>
-        <w:t>자막: 이 드라마를 제작하는 동안 어떤 동물도 해를 입지 않았습니다.</w:t>
+        <w:t>자막: 이 단편 드라마는 촬영 중 어떤 동물도 해치지 않았습니다.</w:t>
       </w:r>
     </w:p>
     <w:p>
@@ -17058,7 +17100,7 @@
           <w:b w:val="0"/>
           <w:sz w:val="20"/>
         </w:rPr>
-        <w:t>헨리: 놈들이 그 아이를 우리한테서 뺏으려 했어.</w:t>
+        <w:t>헨리: 놈들이 그 아이를 나한테서 뺏으려 했어.</w:t>
       </w:r>
     </w:p>
     <w:p>
@@ -17300,20 +17342,20 @@
           <w:b w:val="0"/>
           <w:sz w:val="20"/>
         </w:rPr>
-        <w:t>변호사 OS: 철저히 조사하세요!</w:t>
-      </w:r>
-    </w:p>
-    <w:p>
-      <w:pPr>
-        <w:spacing w:after="60" w:before="0"/>
-      </w:pPr>
-      <w:r>
-        <w:rPr>
-          <w:rFonts w:ascii="Malgun Gothic" w:hAnsi="Malgun Gothic" w:eastAsia="Malgun Gothic"/>
-          <w:b w:val="0"/>
-          <w:sz w:val="20"/>
-        </w:rPr>
-        <w:t>변호사 OS: 철저히 조사하세요!</w:t>
+        <w:t>시위대 OS: 철저히 조사하세요!</w:t>
+      </w:r>
+    </w:p>
+    <w:p>
+      <w:pPr>
+        <w:spacing w:after="60" w:before="0"/>
+      </w:pPr>
+      <w:r>
+        <w:rPr>
+          <w:rFonts w:ascii="Malgun Gothic" w:hAnsi="Malgun Gothic" w:eastAsia="Malgun Gothic"/>
+          <w:b w:val="0"/>
+          <w:sz w:val="20"/>
+        </w:rPr>
+        <w:t>시위대 OS: 철저히 조사하세요!</w:t>
       </w:r>
     </w:p>
     <w:p>
@@ -17408,7 +17450,7 @@
           <w:color w:val="5A5A5A"/>
           <w:sz w:val="20"/>
         </w:rPr>
-        <w:t>△ 선글라스를 쓴 변호사가 피고인 리엄과 나란히 걸어 피고석으로 간다. 경찰관이 뒤따른다.</w:t>
+        <w:t>△ 변호인이 피고인 리엄과 나란히 걸어 피고석으로 간다. 경찰관이 뒤따른다.</w:t>
       </w:r>
     </w:p>
     <w:p>
@@ -17436,7 +17478,7 @@
           <w:color w:val="5A5A5A"/>
           <w:sz w:val="20"/>
         </w:rPr>
-        <w:t>△ 피고석에 노란 수의를 입은 소피아와 라이언이 수갑을 찬 채 나란히 앉아 있다. 라이언은 앞만 본다. 소피아는 불안하게 고개를 돌린다.</w:t>
+        <w:t>△ 피고석에 수의를 입은 소피아와 라이언이 수갑을 찬 채 나란히 앉아 있다. 라이언은 앞만 본다. 소피아는 불안하게 고개를 돌린다.</w:t>
       </w:r>
     </w:p>
     <w:p>
@@ -17462,7 +17504,7 @@
           <w:b w:val="0"/>
           <w:sz w:val="20"/>
         </w:rPr>
-        <w:t>변호사 OS: 이들은 맹인 안내견을 고문했고, 동물 보호소를 도살장으로 만들었습니다.</w:t>
+        <w:t>변호사 OS: 이들은 시각장애인 안내견을 고문했고, 동물 보호소를 도살장으로 만들었습니다.</w:t>
       </w:r>
     </w:p>
     <w:p>
@@ -17529,7 +17571,7 @@
           <w:color w:val="5A5A5A"/>
           <w:sz w:val="20"/>
         </w:rPr>
-        <w:t>△ 판사가 근엄하게 지켜본다. 삭발한 리엄이 오렌지색 수의를 입고 수갑 찬 손을 탁자에 올린 채 판사를 본다.</w:t>
+        <w:t>△ 판사가 근엄하게 지켜본다. 삭발한 리엄이 수의를 입고 수갑 찬 손을 탁자에 올린 채 판사를 본다.</w:t>
       </w:r>
     </w:p>
     <w:p>
@@ -17569,7 +17611,7 @@
           <w:b w:val="0"/>
           <w:sz w:val="20"/>
         </w:rPr>
-        <w:t>소피아: 이 겁쟁이! 내가 맥스한테 무슨 짓을 하는지 다 알고 있었잖아. 클라라한테 신뢰를 얻으려고!</w:t>
+        <w:t>소피아: 이 겁쟁이! 내가 맥스한테 무슨 짓을 하는지 다 알고 있었잖아. 클라라의 신뢰를 얻으려고!</w:t>
       </w:r>
     </w:p>
     <w:p>
@@ -17637,47 +17679,33 @@
           <w:color w:val="646464"/>
           <w:sz w:val="18"/>
         </w:rPr>
-        <w:t>등장인물: 판사, 변호인(남), 상대측 변호사, 리엄, 소피아, 집행관, 방청객</w:t>
-      </w:r>
-    </w:p>
-    <w:p>
-      <w:pPr>
-        <w:spacing w:after="60" w:before="0"/>
-      </w:pPr>
-      <w:r>
-        <w:rPr>
-          <w:rFonts w:ascii="Malgun Gothic" w:hAnsi="Malgun Gothic" w:eastAsia="Malgun Gothic"/>
-          <w:b w:val="0"/>
-          <w:color w:val="5A5A5A"/>
-          <w:sz w:val="20"/>
-        </w:rPr>
-        <w:t>△ 법정 뒷벽의 인장이 보인다.</w:t>
-      </w:r>
-    </w:p>
-    <w:p>
-      <w:pPr>
-        <w:spacing w:after="60" w:before="0"/>
-      </w:pPr>
-      <w:r>
-        <w:rPr>
-          <w:rFonts w:ascii="Malgun Gothic" w:hAnsi="Malgun Gothic" w:eastAsia="Malgun Gothic"/>
-          <w:b w:val="0"/>
-          <w:sz w:val="20"/>
-        </w:rPr>
-        <w:t>상대측 변호사: 누가 사기꾼이라는 겁니까?</w:t>
-      </w:r>
-    </w:p>
-    <w:p>
-      <w:pPr>
-        <w:spacing w:after="60" w:before="0"/>
-      </w:pPr>
-      <w:r>
-        <w:rPr>
-          <w:rFonts w:ascii="Malgun Gothic" w:hAnsi="Malgun Gothic" w:eastAsia="Malgun Gothic"/>
-          <w:b w:val="0"/>
-          <w:sz w:val="20"/>
-        </w:rPr>
-        <w:t>상대측 변호사: 그 사람도 분명 당신 밑에서 일하고 있겠죠.</w:t>
+        <w:t>등장인물: 판사, 변호인(남), 변호사(여), 리엄, 소피아, 클라라, 집행관, 방청객</w:t>
+      </w:r>
+    </w:p>
+    <w:p>
+      <w:pPr>
+        <w:spacing w:after="60" w:before="0"/>
+      </w:pPr>
+      <w:r>
+        <w:rPr>
+          <w:rFonts w:ascii="Malgun Gothic" w:hAnsi="Malgun Gothic" w:eastAsia="Malgun Gothic"/>
+          <w:b w:val="0"/>
+          <w:sz w:val="20"/>
+        </w:rPr>
+        <w:t>변호사(여): 누가 사기꾼이라는 겁니까?</w:t>
+      </w:r>
+    </w:p>
+    <w:p>
+      <w:pPr>
+        <w:spacing w:after="60" w:before="0"/>
+      </w:pPr>
+      <w:r>
+        <w:rPr>
+          <w:rFonts w:ascii="Malgun Gothic" w:hAnsi="Malgun Gothic" w:eastAsia="Malgun Gothic"/>
+          <w:b w:val="0"/>
+          <w:sz w:val="20"/>
+        </w:rPr>
+        <w:t>변호사(여): 그 사람도 분명 당신 밑에서 일하고 있겠죠.</w:t>
       </w:r>
     </w:p>
     <w:p>
@@ -17840,6 +17868,20 @@
           <w:sz w:val="20"/>
         </w:rPr>
         <w:t>소피아: 이 겁쟁이! 날 두고 그냥 나갈 수 있을 줄 알아?</w:t>
+      </w:r>
+    </w:p>
+    <w:p>
+      <w:pPr>
+        <w:spacing w:after="60" w:before="0"/>
+      </w:pPr>
+      <w:r>
+        <w:rPr>
+          <w:rFonts w:ascii="Malgun Gothic" w:hAnsi="Malgun Gothic" w:eastAsia="Malgun Gothic"/>
+          <w:b w:val="0"/>
+          <w:color w:val="5A5A5A"/>
+          <w:sz w:val="20"/>
+        </w:rPr>
+        <w:t>△ 방청석 앞쪽에 선글라스를 쓴 클라라가 서 있다.</w:t>
       </w:r>
     </w:p>
     <w:p>
@@ -17974,7 +18016,7 @@
           <w:color w:val="646464"/>
           <w:sz w:val="18"/>
         </w:rPr>
-        <w:t>등장인물: 클라라, 변호사(여), 헨리, 리엄, 맥스, 판사, 경찰관, 방청객</w:t>
+        <w:t>등장인물: 클라라, 변호사(여), 리엄, 맥스, 판사, 경찰관, 방청객</w:t>
       </w:r>
     </w:p>
     <w:p>
@@ -18025,6 +18067,19 @@
         <w:rPr>
           <w:rFonts w:ascii="Malgun Gothic" w:hAnsi="Malgun Gothic" w:eastAsia="Malgun Gothic"/>
           <w:b w:val="0"/>
+          <w:sz w:val="20"/>
+        </w:rPr>
+        <w:t>클라라: 맥스를 들여보내 주세요.</w:t>
+      </w:r>
+    </w:p>
+    <w:p>
+      <w:pPr>
+        <w:spacing w:after="60" w:before="0"/>
+      </w:pPr>
+      <w:r>
+        <w:rPr>
+          <w:rFonts w:ascii="Malgun Gothic" w:hAnsi="Malgun Gothic" w:eastAsia="Malgun Gothic"/>
+          <w:b w:val="0"/>
           <w:color w:val="5A5A5A"/>
           <w:sz w:val="20"/>
         </w:rPr>
@@ -18039,19 +18094,6 @@
         <w:rPr>
           <w:rFonts w:ascii="Malgun Gothic" w:hAnsi="Malgun Gothic" w:eastAsia="Malgun Gothic"/>
           <w:b w:val="0"/>
-          <w:sz w:val="20"/>
-        </w:rPr>
-        <w:t>클라라: 맥스를 들여보내 주세요.</w:t>
-      </w:r>
-    </w:p>
-    <w:p>
-      <w:pPr>
-        <w:spacing w:after="60" w:before="0"/>
-      </w:pPr>
-      <w:r>
-        <w:rPr>
-          <w:rFonts w:ascii="Malgun Gothic" w:hAnsi="Malgun Gothic" w:eastAsia="Malgun Gothic"/>
-          <w:b w:val="0"/>
           <w:color w:val="5A5A5A"/>
           <w:sz w:val="20"/>
         </w:rPr>
@@ -18082,7 +18124,21 @@
           <w:color w:val="5A5A5A"/>
           <w:sz w:val="20"/>
         </w:rPr>
-        <w:t>△ 맥스가 클라라 곁으로 가 앉는다. 클라라가 맥스의 머리를 쓰다듬는다. 법정 뒷벽 모니터에는 증거 영상이 흐른다. 리엄은 노란 수의에 수갑을 찬 채 바닥에 주저앉아 맥스를 올려다본다.</w:t>
+        <w:t>△ 맥스가 클라라 곁으로 가 앉는다. 클라라가 맥스의 머리를 쓰다듬는다.</w:t>
+      </w:r>
+    </w:p>
+    <w:p>
+      <w:pPr>
+        <w:spacing w:after="60" w:before="0"/>
+      </w:pPr>
+      <w:r>
+        <w:rPr>
+          <w:rFonts w:ascii="Malgun Gothic" w:hAnsi="Malgun Gothic" w:eastAsia="Malgun Gothic"/>
+          <w:b w:val="0"/>
+          <w:color w:val="5A5A5A"/>
+          <w:sz w:val="20"/>
+        </w:rPr>
+        <w:t>△ 법정 뒷벽 모니터에 증거 영상이 흐른다. 리엄은 수갑을 찬 채 바닥에 주저앉아 맥스를 올려다본다.</w:t>
       </w:r>
     </w:p>
     <w:p>
@@ -18163,32 +18219,6 @@
           <w:sz w:val="20"/>
         </w:rPr>
         <w:t>변호사: 역겹습니다.</w:t>
-      </w:r>
-    </w:p>
-    <w:p>
-      <w:pPr>
-        <w:spacing w:after="60" w:before="0"/>
-      </w:pPr>
-      <w:r>
-        <w:rPr>
-          <w:rFonts w:ascii="Malgun Gothic" w:hAnsi="Malgun Gothic" w:eastAsia="Malgun Gothic"/>
-          <w:b w:val="0"/>
-          <w:sz w:val="20"/>
-        </w:rPr>
-        <w:t>변호사: 둘 다 종신형을 받아야 합니다.</w:t>
-      </w:r>
-    </w:p>
-    <w:p>
-      <w:pPr>
-        <w:spacing w:after="60" w:before="0"/>
-      </w:pPr>
-      <w:r>
-        <w:rPr>
-          <w:rFonts w:ascii="Malgun Gothic" w:hAnsi="Malgun Gothic" w:eastAsia="Malgun Gothic"/>
-          <w:b w:val="0"/>
-          <w:sz w:val="20"/>
-        </w:rPr>
-        <w:t>변호사: 이대로 빠져나가게 둘 순 없어요.</w:t>
       </w:r>
     </w:p>
     <w:p>
@@ -18269,7 +18299,7 @@
           <w:color w:val="5A5A5A"/>
           <w:sz w:val="20"/>
         </w:rPr>
-        <w:t>△ 오렌지색 수의에 수갑을 찬 라이언이 집행관에게 붙들려 눈을 크게 뜨고 굳어 있다. 옆에 남자 변호사가 서 있다.</w:t>
+        <w:t>△ 수의에 수갑을 찬 라이언이 집행관에게 붙들려 눈을 크게 뜨고 굳어 있다. 옆에 변호인이 서 있다.</w:t>
       </w:r>
     </w:p>
     <w:p>
@@ -18296,7 +18326,7 @@
           <w:color w:val="5A5A5A"/>
           <w:sz w:val="20"/>
         </w:rPr>
-        <w:t>△ 소피아가 노란 수의에 수갑을 찬 채 입을 벌리고 서 있다. 그 곁에 선글라스를 쓴 클라라가 꼿꼿이 서서 표정이 없다.</w:t>
+        <w:t>△ 소피아가 수갑을 찬 채 입을 벌리고 서 있다. 그 곁에 선글라스를 쓴 클라라가 꼿꼿이 서서 표정이 없다.</w:t>
       </w:r>
     </w:p>
     <w:p>
@@ -18527,7 +18557,7 @@
           <w:color w:val="5A5A5A"/>
           <w:sz w:val="20"/>
         </w:rPr>
-        <w:t>△ 클라라가 한 손으로 검은 캐리어 손잡이를 잡고, 다른 손은 곁에 앉은 맥스의 하네스에 얹은 채 서 있다.</w:t>
+        <w:t>△ 클라라가 곁에 앉은 맥스의 하네스에 한 손을 얹은 채 서 있다.</w:t>
       </w:r>
     </w:p>
     <w:p>
@@ -19122,7 +19152,7 @@
           <w:color w:val="5A5A5A"/>
           <w:sz w:val="20"/>
         </w:rPr>
-        <w:t>△ 해진 옷을 입은 메이슨이 찢어진 빵 조각을 두 손으로 꽉 쥐고 서 있다. 후견인이 빵을 가리키며 그를 내려다본다.</w:t>
+        <w:t>△ 해진 옷을 입은 메이슨이 서 있다. 후견인이 찢어진 빵 조각을 들고 그를 내려다본다.</w:t>
       </w:r>
     </w:p>
     <w:p>
@@ -19287,6 +19317,47 @@
     </w:p>
     <w:p>
       <w:pPr>
+        <w:spacing w:after="60" w:before="0"/>
+      </w:pPr>
+      <w:r>
+        <w:rPr>
+          <w:rFonts w:ascii="Malgun Gothic" w:hAnsi="Malgun Gothic" w:eastAsia="Malgun Gothic"/>
+          <w:b w:val="0"/>
+          <w:color w:val="5A5A5A"/>
+          <w:sz w:val="20"/>
+        </w:rPr>
+        <w:t>△ 메이슨이 바닥에 주저앉는다. 얼굴을 숙이고 두 뺨에 눈물이 흐른다.</w:t>
+      </w:r>
+    </w:p>
+    <w:p>
+      <w:pPr>
+        <w:spacing w:after="60" w:before="0"/>
+      </w:pPr>
+      <w:r>
+        <w:rPr>
+          <w:rFonts w:ascii="Malgun Gothic" w:hAnsi="Malgun Gothic" w:eastAsia="Malgun Gothic"/>
+          <w:b w:val="0"/>
+          <w:sz w:val="20"/>
+        </w:rPr>
+        <w:t>구경꾼2: 평생 감옥에서 못 나오고, 쟤도 이제 예전 같은 삶은 못 살 거야.</w:t>
+      </w:r>
+    </w:p>
+    <w:p>
+      <w:pPr>
+        <w:spacing w:after="60" w:before="0"/>
+      </w:pPr>
+      <w:r>
+        <w:rPr>
+          <w:rFonts w:ascii="Malgun Gothic" w:hAnsi="Malgun Gothic" w:eastAsia="Malgun Gothic"/>
+          <w:b w:val="0"/>
+          <w:color w:val="5A5A5A"/>
+          <w:sz w:val="20"/>
+        </w:rPr>
+        <w:t>△ 메이슨의 어깨가 떨린다.</w:t>
+      </w:r>
+    </w:p>
+    <w:p>
+      <w:pPr>
         <w:spacing w:after="40" w:before="160"/>
       </w:pPr>
       <w:r>
@@ -19295,7 +19366,7 @@
           <w:b/>
           <w:sz w:val="22"/>
         </w:rPr>
-        <w:t>S#3  낮 / 안 / 어두운 방</w:t>
+        <w:t>S#3  낮 / 밖 / 보호소 신축 건물 앞</w:t>
       </w:r>
     </w:p>
     <w:p>
@@ -19309,48 +19380,104 @@
           <w:color w:val="646464"/>
           <w:sz w:val="18"/>
         </w:rPr>
-        <w:t>등장인물: 메이슨</w:t>
-      </w:r>
-    </w:p>
-    <w:p>
-      <w:pPr>
-        <w:spacing w:after="60" w:before="0"/>
-      </w:pPr>
-      <w:r>
-        <w:rPr>
-          <w:rFonts w:ascii="Malgun Gothic" w:hAnsi="Malgun Gothic" w:eastAsia="Malgun Gothic"/>
-          <w:b w:val="0"/>
-          <w:color w:val="5A5A5A"/>
-          <w:sz w:val="20"/>
-        </w:rPr>
-        <w:t>△ 메이슨이 딱딱한 바닥에 앉아 있다. 얼굴을 숙이고 두 뺨에 눈물이 흐른다. 눈이 붉게 부어 있다.</w:t>
-      </w:r>
-    </w:p>
-    <w:p>
-      <w:pPr>
-        <w:spacing w:after="60" w:before="0"/>
-      </w:pPr>
-      <w:r>
-        <w:rPr>
-          <w:rFonts w:ascii="Malgun Gothic" w:hAnsi="Malgun Gothic" w:eastAsia="Malgun Gothic"/>
-          <w:b w:val="0"/>
-          <w:sz w:val="20"/>
-        </w:rPr>
-        <w:t>구경꾼2 OS: 평생 감옥에서 못 나오고, 쟤도 이제 예전 같은 삶은 못 살 거야.</w:t>
-      </w:r>
-    </w:p>
-    <w:p>
-      <w:pPr>
-        <w:spacing w:after="60" w:before="0"/>
-      </w:pPr>
-      <w:r>
-        <w:rPr>
-          <w:rFonts w:ascii="Malgun Gothic" w:hAnsi="Malgun Gothic" w:eastAsia="Malgun Gothic"/>
-          <w:b w:val="0"/>
-          <w:color w:val="5A5A5A"/>
-          <w:sz w:val="20"/>
-        </w:rPr>
-        <w:t>△ 메이슨의 어깨가 떨린다.</w:t>
+        <w:t>등장인물: 클라라, 헨리, 맥스, 진행 요원, 기자들, 구경꾼들</w:t>
+      </w:r>
+    </w:p>
+    <w:p>
+      <w:pPr>
+        <w:spacing w:after="60" w:before="0"/>
+      </w:pPr>
+      <w:r>
+        <w:rPr>
+          <w:rFonts w:ascii="Malgun Gothic" w:hAnsi="Malgun Gothic" w:eastAsia="Malgun Gothic"/>
+          <w:b w:val="0"/>
+          <w:color w:val="5A5A5A"/>
+          <w:sz w:val="20"/>
+        </w:rPr>
+        <w:t>△ 기자들이 카메라를 들고 몰려 있다. 진행 요원이 가위를 들고 리본 앞으로 걸어온다.</w:t>
+      </w:r>
+    </w:p>
+    <w:p>
+      <w:pPr>
+        <w:spacing w:after="60" w:before="0"/>
+      </w:pPr>
+      <w:r>
+        <w:rPr>
+          <w:rFonts w:ascii="Malgun Gothic" w:hAnsi="Malgun Gothic" w:eastAsia="Malgun Gothic"/>
+          <w:b w:val="0"/>
+          <w:sz w:val="20"/>
+        </w:rPr>
+        <w:t>진행 요원: 싱클레어 양, 준비되시면 하시죠.</w:t>
+      </w:r>
+    </w:p>
+    <w:p>
+      <w:pPr>
+        <w:spacing w:after="60" w:before="0"/>
+      </w:pPr>
+      <w:r>
+        <w:rPr>
+          <w:rFonts w:ascii="Malgun Gothic" w:hAnsi="Malgun Gothic" w:eastAsia="Malgun Gothic"/>
+          <w:b w:val="0"/>
+          <w:color w:val="5A5A5A"/>
+          <w:sz w:val="20"/>
+        </w:rPr>
+        <w:t>△ 클라라가 가위를 받아 쥔다.</w:t>
+      </w:r>
+    </w:p>
+    <w:p>
+      <w:pPr>
+        <w:spacing w:after="60" w:before="0"/>
+      </w:pPr>
+      <w:r>
+        <w:rPr>
+          <w:rFonts w:ascii="Malgun Gothic" w:hAnsi="Malgun Gothic" w:eastAsia="Malgun Gothic"/>
+          <w:b w:val="0"/>
+          <w:color w:val="5A5A5A"/>
+          <w:sz w:val="20"/>
+        </w:rPr>
+        <w:t>△ 레드 카펫 위에 클라라와 헨리가 나란히 선다. 헨리가 맥스의 목줄을 쥐고 있고, 맥스가 둘 사이에 앉아 있다.</w:t>
+      </w:r>
+    </w:p>
+    <w:p>
+      <w:pPr>
+        <w:spacing w:after="60" w:before="0"/>
+      </w:pPr>
+      <w:r>
+        <w:rPr>
+          <w:rFonts w:ascii="Malgun Gothic" w:hAnsi="Malgun Gothic" w:eastAsia="Malgun Gothic"/>
+          <w:b w:val="0"/>
+          <w:color w:val="5A5A5A"/>
+          <w:sz w:val="20"/>
+        </w:rPr>
+        <w:t>△ 클라라가 리본을 자른다. 흰 비둘기가 날아오르고 구경꾼들이 박수를 친다.</w:t>
+      </w:r>
+    </w:p>
+    <w:p>
+      <w:pPr>
+        <w:spacing w:after="60" w:before="0"/>
+      </w:pPr>
+      <w:r>
+        <w:rPr>
+          <w:rFonts w:ascii="Malgun Gothic" w:hAnsi="Malgun Gothic" w:eastAsia="Malgun Gothic"/>
+          <w:b w:val="0"/>
+          <w:color w:val="5A5A5A"/>
+          <w:sz w:val="20"/>
+        </w:rPr>
+        <w:t>△ 클라라가 가위를 내리고 옅게 웃는다. 헨리도 웃는다.</w:t>
+      </w:r>
+    </w:p>
+    <w:p>
+      <w:pPr>
+        <w:pageBreakBefore/>
+        <w:spacing w:after="120" w:before="0"/>
+      </w:pPr>
+      <w:r>
+        <w:rPr>
+          <w:rFonts w:ascii="Malgun Gothic" w:hAnsi="Malgun Gothic" w:eastAsia="Malgun Gothic"/>
+          <w:b/>
+          <w:sz w:val="26"/>
+        </w:rPr>
+        <w:t>40화</w:t>
       </w:r>
     </w:p>
     <w:p>
@@ -19363,7 +19490,7 @@
           <w:b/>
           <w:sz w:val="22"/>
         </w:rPr>
-        <w:t>S#4  낮 / 밖 / 보호소 신축 건물 앞</w:t>
+        <w:t>S#1  낮 / 밖 / 보호소 앞 잔디밭 (입양 행사)</w:t>
       </w:r>
     </w:p>
     <w:p>
@@ -19377,104 +19504,208 @@
           <w:color w:val="646464"/>
           <w:sz w:val="18"/>
         </w:rPr>
-        <w:t>등장인물: 클라라, 헨리, 맥스, 진행 요원, 기자들, 구경꾼들</w:t>
-      </w:r>
-    </w:p>
-    <w:p>
-      <w:pPr>
-        <w:spacing w:after="60" w:before="0"/>
-      </w:pPr>
-      <w:r>
-        <w:rPr>
-          <w:rFonts w:ascii="Malgun Gothic" w:hAnsi="Malgun Gothic" w:eastAsia="Malgun Gothic"/>
-          <w:b w:val="0"/>
-          <w:color w:val="5A5A5A"/>
-          <w:sz w:val="20"/>
-        </w:rPr>
-        <w:t>△ 기자들이 카메라를 들고 몰려 있다. 검은 정장의 진행 요원이 금색 가위를 들고 리본 앞으로 걸어온다.</w:t>
-      </w:r>
-    </w:p>
-    <w:p>
-      <w:pPr>
-        <w:spacing w:after="60" w:before="0"/>
-      </w:pPr>
-      <w:r>
-        <w:rPr>
-          <w:rFonts w:ascii="Malgun Gothic" w:hAnsi="Malgun Gothic" w:eastAsia="Malgun Gothic"/>
-          <w:b w:val="0"/>
-          <w:sz w:val="20"/>
-        </w:rPr>
-        <w:t>진행 요원: 싱클레어 양, 준비되시면 하시죠.</w:t>
-      </w:r>
-    </w:p>
-    <w:p>
-      <w:pPr>
-        <w:spacing w:after="60" w:before="0"/>
-      </w:pPr>
-      <w:r>
-        <w:rPr>
-          <w:rFonts w:ascii="Malgun Gothic" w:hAnsi="Malgun Gothic" w:eastAsia="Malgun Gothic"/>
-          <w:b w:val="0"/>
-          <w:color w:val="5A5A5A"/>
-          <w:sz w:val="20"/>
-        </w:rPr>
-        <w:t>△ 흰 트렌치코트를 입은 클라라가 금색 가위를 받아 쥔다.</w:t>
-      </w:r>
-    </w:p>
-    <w:p>
-      <w:pPr>
-        <w:spacing w:after="60" w:before="0"/>
-      </w:pPr>
-      <w:r>
-        <w:rPr>
-          <w:rFonts w:ascii="Malgun Gothic" w:hAnsi="Malgun Gothic" w:eastAsia="Malgun Gothic"/>
-          <w:b w:val="0"/>
-          <w:color w:val="5A5A5A"/>
-          <w:sz w:val="20"/>
-        </w:rPr>
-        <w:t>△ 레드 카펫 위에 클라라와 헨리가 나란히 선다. 헨리가 맥스의 목줄을 쥐고 있고, 맥스가 둘 사이에 앉아 있다.</w:t>
-      </w:r>
-    </w:p>
-    <w:p>
-      <w:pPr>
-        <w:spacing w:after="60" w:before="0"/>
-      </w:pPr>
-      <w:r>
-        <w:rPr>
-          <w:rFonts w:ascii="Malgun Gothic" w:hAnsi="Malgun Gothic" w:eastAsia="Malgun Gothic"/>
-          <w:b w:val="0"/>
-          <w:color w:val="5A5A5A"/>
-          <w:sz w:val="20"/>
-        </w:rPr>
-        <w:t>△ 클라라가 리본을 자른다. 흰 비둘기가 날아오르고 구경꾼들이 박수를 친다.</w:t>
-      </w:r>
-    </w:p>
-    <w:p>
-      <w:pPr>
-        <w:spacing w:after="60" w:before="0"/>
-      </w:pPr>
-      <w:r>
-        <w:rPr>
-          <w:rFonts w:ascii="Malgun Gothic" w:hAnsi="Malgun Gothic" w:eastAsia="Malgun Gothic"/>
-          <w:b w:val="0"/>
-          <w:color w:val="5A5A5A"/>
-          <w:sz w:val="20"/>
-        </w:rPr>
-        <w:t>△ 클라라가 금색 가위를 내리고 옅게 웃는다. 헨리도 웃는다. 비둘기가 두 사람 뒤로 날아오른다.</w:t>
-      </w:r>
-    </w:p>
-    <w:p>
-      <w:pPr>
-        <w:pageBreakBefore/>
-        <w:spacing w:after="120" w:before="0"/>
-      </w:pPr>
-      <w:r>
-        <w:rPr>
-          <w:rFonts w:ascii="Malgun Gothic" w:hAnsi="Malgun Gothic" w:eastAsia="Malgun Gothic"/>
-          <w:b/>
-          <w:sz w:val="26"/>
-        </w:rPr>
-        <w:t>40화</w:t>
+        <w:t>등장인물: 보호소 직원, 헨리, 클라라, 클라라(VO), 맥스, 기자들, 참석자들</w:t>
+      </w:r>
+    </w:p>
+    <w:p>
+      <w:pPr>
+        <w:spacing w:after="60" w:before="0"/>
+      </w:pPr>
+      <w:r>
+        <w:rPr>
+          <w:rFonts w:ascii="Malgun Gothic" w:hAnsi="Malgun Gothic" w:eastAsia="Malgun Gothic"/>
+          <w:b w:val="0"/>
+          <w:color w:val="5A5A5A"/>
+          <w:sz w:val="20"/>
+        </w:rPr>
+        <w:t>△ 현수막이 걸린 잔디밭에 참석자와 사진기자가 모여 있다. 헨리가 비글 목줄을 쥐고 서 있다.</w:t>
+      </w:r>
+    </w:p>
+    <w:p>
+      <w:pPr>
+        <w:spacing w:after="60" w:before="0"/>
+      </w:pPr>
+      <w:r>
+        <w:rPr>
+          <w:rFonts w:ascii="Malgun Gothic" w:hAnsi="Malgun Gothic" w:eastAsia="Malgun Gothic"/>
+          <w:b w:val="0"/>
+          <w:sz w:val="20"/>
+        </w:rPr>
+        <w:t>보호소 직원: 싱클레어 씨, 이런 아이들에게 두 번째 기회를 주셔서 감사합니다. 정말 멋진 아이예요.</w:t>
+      </w:r>
+    </w:p>
+    <w:p>
+      <w:pPr>
+        <w:spacing w:after="60" w:before="0"/>
+      </w:pPr>
+      <w:r>
+        <w:rPr>
+          <w:rFonts w:ascii="Malgun Gothic" w:hAnsi="Malgun Gothic" w:eastAsia="Malgun Gothic"/>
+          <w:b w:val="0"/>
+          <w:color w:val="5A5A5A"/>
+          <w:sz w:val="20"/>
+        </w:rPr>
+        <w:t>△ 직원이 비글 곁에 쪼그려 앉아 머리를 쓰다듬는다.</w:t>
+      </w:r>
+    </w:p>
+    <w:p>
+      <w:pPr>
+        <w:spacing w:after="60" w:before="0"/>
+      </w:pPr>
+      <w:r>
+        <w:rPr>
+          <w:rFonts w:ascii="Malgun Gothic" w:hAnsi="Malgun Gothic" w:eastAsia="Malgun Gothic"/>
+          <w:b w:val="0"/>
+          <w:sz w:val="20"/>
+        </w:rPr>
+        <w:t>보호소 직원: 이 아이가 사랑을 아주 많이 줄 거예요. 같은 사랑으로 돌려주세요.</w:t>
+      </w:r>
+    </w:p>
+    <w:p>
+      <w:pPr>
+        <w:spacing w:after="60" w:before="0"/>
+      </w:pPr>
+      <w:r>
+        <w:rPr>
+          <w:rFonts w:ascii="Malgun Gothic" w:hAnsi="Malgun Gothic" w:eastAsia="Malgun Gothic"/>
+          <w:b w:val="0"/>
+          <w:color w:val="5A5A5A"/>
+          <w:sz w:val="20"/>
+        </w:rPr>
+        <w:t>△ 직원이 골든 리트리버를 데리고 잔디밭을 걷는다. 헨리가 옆에서 걷는다.</w:t>
+      </w:r>
+    </w:p>
+    <w:p>
+      <w:pPr>
+        <w:spacing w:after="60" w:before="0"/>
+      </w:pPr>
+      <w:r>
+        <w:rPr>
+          <w:rFonts w:ascii="Malgun Gothic" w:hAnsi="Malgun Gothic" w:eastAsia="Malgun Gothic"/>
+          <w:b w:val="0"/>
+          <w:sz w:val="20"/>
+        </w:rPr>
+        <w:t>클라라 VO: 오랫동안 어둠이 전부인 줄 알았어.</w:t>
+      </w:r>
+    </w:p>
+    <w:p>
+      <w:pPr>
+        <w:spacing w:after="60" w:before="0"/>
+      </w:pPr>
+      <w:r>
+        <w:rPr>
+          <w:rFonts w:ascii="Malgun Gothic" w:hAnsi="Malgun Gothic" w:eastAsia="Malgun Gothic"/>
+          <w:b w:val="0"/>
+          <w:sz w:val="20"/>
+        </w:rPr>
+        <w:t>클라라 VO: 그런데 모든 게 무너졌을 때 맥스가 곁에 있어 줬어.</w:t>
+      </w:r>
+    </w:p>
+    <w:p>
+      <w:pPr>
+        <w:spacing w:after="60" w:before="0"/>
+      </w:pPr>
+      <w:r>
+        <w:rPr>
+          <w:rFonts w:ascii="Malgun Gothic" w:hAnsi="Malgun Gothic" w:eastAsia="Malgun Gothic"/>
+          <w:b w:val="0"/>
+          <w:color w:val="5A5A5A"/>
+          <w:sz w:val="20"/>
+        </w:rPr>
+        <w:t>△ 클라라의 손이 맥스의 등을 천천히 쓰다듬는다.</w:t>
+      </w:r>
+    </w:p>
+    <w:p>
+      <w:pPr>
+        <w:spacing w:after="60" w:before="0"/>
+      </w:pPr>
+      <w:r>
+        <w:rPr>
+          <w:rFonts w:ascii="Malgun Gothic" w:hAnsi="Malgun Gothic" w:eastAsia="Malgun Gothic"/>
+          <w:b w:val="0"/>
+          <w:sz w:val="20"/>
+        </w:rPr>
+        <w:t>클라라 VO: 그리고 배웠어. 이 아이들은 길을 잃은 쪽이 아니었어. 우리가 길을 잃었던 거야.</w:t>
+      </w:r>
+    </w:p>
+    <w:p>
+      <w:pPr>
+        <w:spacing w:after="60" w:before="0"/>
+      </w:pPr>
+      <w:r>
+        <w:rPr>
+          <w:rFonts w:ascii="Malgun Gothic" w:hAnsi="Malgun Gothic" w:eastAsia="Malgun Gothic"/>
+          <w:b w:val="0"/>
+          <w:color w:val="5A5A5A"/>
+          <w:sz w:val="20"/>
+        </w:rPr>
+        <w:t>△ 클라라가 무대 위 마이크 앞에 서 있다. 오른손을 곁에 앉은 맥스의 머리에 얹는다.</w:t>
+      </w:r>
+    </w:p>
+    <w:p>
+      <w:pPr>
+        <w:spacing w:after="60" w:before="0"/>
+      </w:pPr>
+      <w:r>
+        <w:rPr>
+          <w:rFonts w:ascii="Malgun Gothic" w:hAnsi="Malgun Gothic" w:eastAsia="Malgun Gothic"/>
+          <w:b w:val="0"/>
+          <w:sz w:val="20"/>
+        </w:rPr>
+        <w:t>클라라: 오늘 이곳은 안전하고, 사랑받고, 보호받아야 할 모든 동물의 집이 됩니다.</w:t>
+      </w:r>
+    </w:p>
+    <w:p>
+      <w:pPr>
+        <w:spacing w:after="60" w:before="0"/>
+      </w:pPr>
+      <w:r>
+        <w:rPr>
+          <w:rFonts w:ascii="Malgun Gothic" w:hAnsi="Malgun Gothic" w:eastAsia="Malgun Gothic"/>
+          <w:b w:val="0"/>
+          <w:color w:val="5A5A5A"/>
+          <w:sz w:val="20"/>
+        </w:rPr>
+        <w:t>△ 파란 공 옆에서 강아지가 뛰고, 참석자들이 박수를 친다.</w:t>
+      </w:r>
+    </w:p>
+    <w:p>
+      <w:pPr>
+        <w:spacing w:after="60" w:before="0"/>
+      </w:pPr>
+      <w:r>
+        <w:rPr>
+          <w:rFonts w:ascii="Malgun Gothic" w:hAnsi="Malgun Gothic" w:eastAsia="Malgun Gothic"/>
+          <w:b w:val="0"/>
+          <w:sz w:val="20"/>
+        </w:rPr>
+        <w:t>클라라 VO: 리엄, 넌 나를 영원히 어둠 속에 버려둘 수 있다고 생각했지. 틀렸어.</w:t>
+      </w:r>
+    </w:p>
+    <w:p>
+      <w:pPr>
+        <w:spacing w:after="60" w:before="0"/>
+      </w:pPr>
+      <w:r>
+        <w:rPr>
+          <w:rFonts w:ascii="Malgun Gothic" w:hAnsi="Malgun Gothic" w:eastAsia="Malgun Gothic"/>
+          <w:b w:val="0"/>
+          <w:sz w:val="20"/>
+        </w:rPr>
+        <w:t>클라라 VO: 강하다는 건 추락에서 살아남는 게 아니야. 그 뒤에 무엇을 세우느냐를 고르는 거야.</w:t>
+      </w:r>
+    </w:p>
+    <w:p>
+      <w:pPr>
+        <w:spacing w:after="60" w:before="0"/>
+      </w:pPr>
+      <w:r>
+        <w:rPr>
+          <w:rFonts w:ascii="Malgun Gothic" w:hAnsi="Malgun Gothic" w:eastAsia="Malgun Gothic"/>
+          <w:b w:val="0"/>
+          <w:sz w:val="20"/>
+        </w:rPr>
+        <w:t>클라라 VO: 너와 네가 내게 한 모든 짓은 이제 과거야. 맥스와 나는 빛 속으로 걸어가고 있어.</w:t>
       </w:r>
     </w:p>
     <w:p>
@@ -19487,7 +19718,7 @@
           <w:b/>
           <w:sz w:val="22"/>
         </w:rPr>
-        <w:t>S#1  낮 / 밖 / 보호소 앞 잔디밭 (입양 행사)</w:t>
+        <w:t>S#2  해 질 녘 / 밖 / 보호소 앞 잔디밭 (무대)</w:t>
       </w:r>
     </w:p>
     <w:p>
@@ -19501,249 +19732,7 @@
           <w:color w:val="646464"/>
           <w:sz w:val="18"/>
         </w:rPr>
-        <w:t>등장인물: 보호소 직원, 헨리, 클라라, 클라라(VO), 맥스, 기자들, 참석자들</w:t>
-      </w:r>
-    </w:p>
-    <w:p>
-      <w:pPr>
-        <w:spacing w:after="60" w:before="0"/>
-      </w:pPr>
-      <w:r>
-        <w:rPr>
-          <w:rFonts w:ascii="Malgun Gothic" w:hAnsi="Malgun Gothic" w:eastAsia="Malgun Gothic"/>
-          <w:b w:val="0"/>
-          <w:color w:val="5A5A5A"/>
-          <w:sz w:val="20"/>
-        </w:rPr>
-        <w:t>△ 현수막이 걸린 잔디밭에 참석자와 사진기자가 모여 있다. 헨리가 비글 목줄을 쥐고 서 있다.</w:t>
-      </w:r>
-    </w:p>
-    <w:p>
-      <w:pPr>
-        <w:spacing w:after="60" w:before="0"/>
-      </w:pPr>
-      <w:r>
-        <w:rPr>
-          <w:rFonts w:ascii="Malgun Gothic" w:hAnsi="Malgun Gothic" w:eastAsia="Malgun Gothic"/>
-          <w:b w:val="0"/>
-          <w:sz w:val="20"/>
-        </w:rPr>
-        <w:t>보호소 직원: 싱클레어 씨, 이런 아이들에게 두 번째 기회를 주셔서 감사합니다. 정말 멋진 아이예요.</w:t>
-      </w:r>
-    </w:p>
-    <w:p>
-      <w:pPr>
-        <w:spacing w:after="60" w:before="0"/>
-      </w:pPr>
-      <w:r>
-        <w:rPr>
-          <w:rFonts w:ascii="Malgun Gothic" w:hAnsi="Malgun Gothic" w:eastAsia="Malgun Gothic"/>
-          <w:b w:val="0"/>
-          <w:color w:val="5A5A5A"/>
-          <w:sz w:val="20"/>
-        </w:rPr>
-        <w:t>△ 직원이 비글 곁에 쪼그려 앉아 머리를 쓰다듬는다.</w:t>
-      </w:r>
-    </w:p>
-    <w:p>
-      <w:pPr>
-        <w:spacing w:after="60" w:before="0"/>
-      </w:pPr>
-      <w:r>
-        <w:rPr>
-          <w:rFonts w:ascii="Malgun Gothic" w:hAnsi="Malgun Gothic" w:eastAsia="Malgun Gothic"/>
-          <w:b w:val="0"/>
-          <w:sz w:val="20"/>
-        </w:rPr>
-        <w:t>보호소 직원: 이 아이가 사랑을 아주 많이 줄 거예요. 같은 사랑으로 돌려주세요.</w:t>
-      </w:r>
-    </w:p>
-    <w:p>
-      <w:pPr>
-        <w:spacing w:after="60" w:before="0"/>
-      </w:pPr>
-      <w:r>
-        <w:rPr>
-          <w:rFonts w:ascii="Malgun Gothic" w:hAnsi="Malgun Gothic" w:eastAsia="Malgun Gothic"/>
-          <w:b w:val="0"/>
-          <w:color w:val="5A5A5A"/>
-          <w:sz w:val="20"/>
-        </w:rPr>
-        <w:t>△ 직원이 골든 리트리버를 데리고 잔디밭을 걷는다. 헨리가 옆에서 걷는다.</w:t>
-      </w:r>
-    </w:p>
-    <w:p>
-      <w:pPr>
-        <w:spacing w:after="60" w:before="0"/>
-      </w:pPr>
-      <w:r>
-        <w:rPr>
-          <w:rFonts w:ascii="Malgun Gothic" w:hAnsi="Malgun Gothic" w:eastAsia="Malgun Gothic"/>
-          <w:b w:val="0"/>
-          <w:sz w:val="20"/>
-        </w:rPr>
-        <w:t>클라라 VO: 오랫동안 어둠이 전부인 줄 알았어.</w:t>
-      </w:r>
-    </w:p>
-    <w:p>
-      <w:pPr>
-        <w:spacing w:after="60" w:before="0"/>
-      </w:pPr>
-      <w:r>
-        <w:rPr>
-          <w:rFonts w:ascii="Malgun Gothic" w:hAnsi="Malgun Gothic" w:eastAsia="Malgun Gothic"/>
-          <w:b w:val="0"/>
-          <w:sz w:val="20"/>
-        </w:rPr>
-        <w:t>클라라 VO: 그런데 모든 게 무너졌을 때 맥스가 곁에 있어 줬어.</w:t>
-      </w:r>
-    </w:p>
-    <w:p>
-      <w:pPr>
-        <w:spacing w:after="60" w:before="0"/>
-      </w:pPr>
-      <w:r>
-        <w:rPr>
-          <w:rFonts w:ascii="Malgun Gothic" w:hAnsi="Malgun Gothic" w:eastAsia="Malgun Gothic"/>
-          <w:b w:val="0"/>
-          <w:color w:val="5A5A5A"/>
-          <w:sz w:val="20"/>
-        </w:rPr>
-        <w:t>△ 클라라의 손이 맥스의 등을 천천히 쓰다듬는다.</w:t>
-      </w:r>
-    </w:p>
-    <w:p>
-      <w:pPr>
-        <w:spacing w:after="60" w:before="0"/>
-      </w:pPr>
-      <w:r>
-        <w:rPr>
-          <w:rFonts w:ascii="Malgun Gothic" w:hAnsi="Malgun Gothic" w:eastAsia="Malgun Gothic"/>
-          <w:b w:val="0"/>
-          <w:sz w:val="20"/>
-        </w:rPr>
-        <w:t>클라라 VO: 그리고 배웠어. 이 아이들은 길을 잃은 쪽이 아니었어. 우리가 길을 잃었던 거야.</w:t>
-      </w:r>
-    </w:p>
-    <w:p>
-      <w:pPr>
-        <w:spacing w:after="60" w:before="0"/>
-      </w:pPr>
-      <w:r>
-        <w:rPr>
-          <w:rFonts w:ascii="Malgun Gothic" w:hAnsi="Malgun Gothic" w:eastAsia="Malgun Gothic"/>
-          <w:b w:val="0"/>
-          <w:color w:val="5A5A5A"/>
-          <w:sz w:val="20"/>
-        </w:rPr>
-        <w:t>△ 클라라가 무대 위 마이크 앞에 서 있다. 오른손을 곁에 앉은 맥스의 머리에 얹는다.</w:t>
-      </w:r>
-    </w:p>
-    <w:p>
-      <w:pPr>
-        <w:spacing w:after="60" w:before="0"/>
-      </w:pPr>
-      <w:r>
-        <w:rPr>
-          <w:rFonts w:ascii="Malgun Gothic" w:hAnsi="Malgun Gothic" w:eastAsia="Malgun Gothic"/>
-          <w:b w:val="0"/>
-          <w:sz w:val="20"/>
-        </w:rPr>
-        <w:t>클라라: 오늘 이곳은 안전하고, 사랑받고, 보호받아야 할 모든 동물의 집이 됩니다.</w:t>
-      </w:r>
-    </w:p>
-    <w:p>
-      <w:pPr>
-        <w:spacing w:after="60" w:before="0"/>
-      </w:pPr>
-      <w:r>
-        <w:rPr>
-          <w:rFonts w:ascii="Malgun Gothic" w:hAnsi="Malgun Gothic" w:eastAsia="Malgun Gothic"/>
-          <w:b w:val="0"/>
-          <w:color w:val="5A5A5A"/>
-          <w:sz w:val="20"/>
-        </w:rPr>
-        <w:t>△ 파란 공 옆에서 강아지가 뛰고, 참석자들이 박수를 친다.</w:t>
-      </w:r>
-    </w:p>
-    <w:p>
-      <w:pPr>
-        <w:spacing w:after="60" w:before="0"/>
-      </w:pPr>
-      <w:r>
-        <w:rPr>
-          <w:rFonts w:ascii="Malgun Gothic" w:hAnsi="Malgun Gothic" w:eastAsia="Malgun Gothic"/>
-          <w:b w:val="0"/>
-          <w:sz w:val="20"/>
-        </w:rPr>
-        <w:t>클라라 VO: 리엄, 넌 나를 영원히 어둠 속에 버려둘 수 있다고 생각했지. 틀렸어.</w:t>
-      </w:r>
-    </w:p>
-    <w:p>
-      <w:pPr>
-        <w:spacing w:after="60" w:before="0"/>
-      </w:pPr>
-      <w:r>
-        <w:rPr>
-          <w:rFonts w:ascii="Malgun Gothic" w:hAnsi="Malgun Gothic" w:eastAsia="Malgun Gothic"/>
-          <w:b w:val="0"/>
-          <w:color w:val="5A5A5A"/>
-          <w:sz w:val="20"/>
-        </w:rPr>
-        <w:t>△ 클라라의 손이 맥스의 머리 위에 가만히 놓인다.</w:t>
-      </w:r>
-    </w:p>
-    <w:p>
-      <w:pPr>
-        <w:spacing w:after="60" w:before="0"/>
-      </w:pPr>
-      <w:r>
-        <w:rPr>
-          <w:rFonts w:ascii="Malgun Gothic" w:hAnsi="Malgun Gothic" w:eastAsia="Malgun Gothic"/>
-          <w:b w:val="0"/>
-          <w:sz w:val="20"/>
-        </w:rPr>
-        <w:t>클라라 VO: 강하다는 건 추락에서 살아남는 게 아니야. 그 뒤에 무엇을 세우느냐를 고르는 거야.</w:t>
-      </w:r>
-    </w:p>
-    <w:p>
-      <w:pPr>
-        <w:spacing w:after="60" w:before="0"/>
-      </w:pPr>
-      <w:r>
-        <w:rPr>
-          <w:rFonts w:ascii="Malgun Gothic" w:hAnsi="Malgun Gothic" w:eastAsia="Malgun Gothic"/>
-          <w:b w:val="0"/>
-          <w:sz w:val="20"/>
-        </w:rPr>
-        <w:t>클라라 VO: 너와 네가 내게 한 모든 짓은 이제 과거야. 맥스와 나는 빛 속으로 걸어가고 있어.</w:t>
-      </w:r>
-    </w:p>
-    <w:p>
-      <w:pPr>
-        <w:spacing w:after="40" w:before="160"/>
-      </w:pPr>
-      <w:r>
-        <w:rPr>
-          <w:rFonts w:ascii="Malgun Gothic" w:hAnsi="Malgun Gothic" w:eastAsia="Malgun Gothic"/>
-          <w:b/>
-          <w:sz w:val="22"/>
-        </w:rPr>
-        <w:t>S#2  해 질 녘 / 밖 / 보호소 앞 잔디밭 (무대)</w:t>
-      </w:r>
-    </w:p>
-    <w:p>
-      <w:pPr>
-        <w:spacing w:after="80" w:before="0"/>
-      </w:pPr>
-      <w:r>
-        <w:rPr>
-          <w:rFonts w:ascii="Malgun Gothic" w:hAnsi="Malgun Gothic" w:eastAsia="Malgun Gothic"/>
-          <w:b w:val="0"/>
-          <w:color w:val="646464"/>
-          <w:sz w:val="18"/>
-        </w:rPr>
-        <w:t>등장인물: 클라라, 헨리, 맥스, 보호소 직원, 기자들, 참석자들</w:t>
+        <w:t>등장인물: 클라라, 헨리, 맥스, 기자들, 참석자들</w:t>
       </w:r>
     </w:p>
     <w:p>
